--- a/长日系统/长日系统指令手册.docx
+++ b/长日系统/长日系统指令手册.docx
@@ -6176,7 +6176,7 @@
                 <w:rFonts w:ascii="Arial" w:hAnsi="Arial"/>
                 <w:sz w:val="18"/>
               </w:rPr>
-              <w:t>使用 物品码或名称</w:t>
+              <w:t>使用 物品 [目标] / 用 物品 [目标]</w:t>
             </w:r>
           </w:p>
         </w:tc>
@@ -6199,7 +6199,7 @@
                 <w:rFonts w:ascii="Arial" w:hAnsi="Arial"/>
                 <w:sz w:val="18"/>
               </w:rPr>
-              <w:t>使用背包中的普通物品</w:t>
+              <w:t>省略目标=自用；填目标=对他人使用互动物品（INTER类）</w:t>
             </w:r>
           </w:p>
         </w:tc>
@@ -6247,7 +6247,7 @@
                 <w:rFonts w:ascii="Arial" w:hAnsi="Arial"/>
                 <w:sz w:val="18"/>
               </w:rPr>
-              <w:t>施加</w:t>
+              <w:t>施加（旧）</w:t>
             </w:r>
           </w:p>
         </w:tc>
@@ -6270,7 +6270,7 @@
                 <w:rFonts w:ascii="Arial" w:hAnsi="Arial"/>
                 <w:sz w:val="18"/>
               </w:rPr>
-              <w:t>施加 目标姓名 物品名/代码</w:t>
+              <w:t>施加 张三 治疗术</w:t>
             </w:r>
           </w:p>
         </w:tc>
@@ -6293,7 +6293,7 @@
                 <w:rFonts w:ascii="Arial" w:hAnsi="Arial"/>
                 <w:sz w:val="18"/>
               </w:rPr>
-              <w:t>对他人使用互动类道具（INTER类）</w:t>
+              <w:t>【旧指令，已合并入「使用」】等价于：使用 治疗术 张三</w:t>
             </w:r>
           </w:p>
         </w:tc>
@@ -6316,7 +6316,7 @@
                 <w:rFonts w:ascii="Arial" w:hAnsi="Arial"/>
                 <w:sz w:val="18"/>
               </w:rPr>
-              <w:t>需已注册；受施加时段限制</w:t>
+              <w:t>旧格式仍兼容</w:t>
             </w:r>
           </w:p>
         </w:tc>

--- a/长日系统/长日系统指令手册.docx
+++ b/长日系统/长日系统指令手册.docx
@@ -1290,7 +1290,7 @@
                 <w:b/>
                 <w:sz w:val="19"/>
               </w:rPr>
-              <w:t>私约 [时间] [地点] [对方]</w:t>
+              <w:t>我的待回</w:t>
             </w:r>
           </w:p>
         </w:tc>
@@ -1345,23 +1345,22 @@
                 <w:b w:val="0"/>
                 <w:sz w:val="19"/>
               </w:rPr>
-              <w:t>向一名或多名角色发起私密约会邀请</w:t>
-            </w:r>
-          </w:p>
-        </w:tc>
-        <w:tc>
-          <w:tcPr>
-            <w:tcW w:type="dxa" w:w="3175"/>
-            <w:shd w:fill="F0FFF4"/>
-          </w:tcPr>
-          <w:p>
-            <w:r>
-              <w:rPr>
-                <w:rFonts w:ascii="PingFang SC" w:hAnsi="PingFang SC" w:eastAsia="PingFang SC"/>
-                <w:b w:val="0"/>
-                <w:sz w:val="19"/>
-              </w:rPr>
-              <w:t>私约 1400-1500 咖啡厅 张三 / 私约 1400-1500 餐厅 李四/王五</w:t>
+              <w:t>查看自己还没回复的群（超时置顶）、已开场但还没进的群、已结束但还没退的群，以及今日心动信投递情况</w:t>
+            </w:r>
+          </w:p>
+        </w:tc>
+        <w:tc>
+          <w:tcPr>
+            <w:tcW w:type="dxa" w:w="3175"/>
+            <w:shd w:fill="F0FFF4"/>
+          </w:tcPr>
+          <w:p>
+            <w:r>
+              <w:rPr>
+                <w:rFonts w:ascii="PingFang SC" w:hAnsi="PingFang SC" w:eastAsia="PingFang SC"/>
+                <w:b w:val="0"/>
+                <w:sz w:val="19"/>
+              </w:rPr>
             </w:r>
           </w:p>
         </w:tc>
@@ -1379,7 +1378,7 @@
                 <w:b/>
                 <w:sz w:val="19"/>
               </w:rPr>
-              <w:t>电话 [时间] [对方]</w:t>
+              <w:t>私约 [时间] [地点] [对方]</w:t>
             </w:r>
           </w:p>
         </w:tc>
@@ -1434,23 +1433,23 @@
                 <w:b w:val="0"/>
                 <w:sz w:val="19"/>
               </w:rPr>
-              <w:t>向对方发起电话邀请（无需地点）</w:t>
-            </w:r>
-          </w:p>
-        </w:tc>
-        <w:tc>
-          <w:tcPr>
-            <w:tcW w:type="dxa" w:w="3175"/>
-            <w:shd w:fill="F0FFF4"/>
-          </w:tcPr>
-          <w:p>
-            <w:r>
-              <w:rPr>
-                <w:rFonts w:ascii="PingFang SC" w:hAnsi="PingFang SC" w:eastAsia="PingFang SC"/>
-                <w:b w:val="0"/>
-                <w:sz w:val="19"/>
-              </w:rPr>
-              <w:t>电话 1400-1500 张三 / 电话 1400-1500 张三/李四</w:t>
+              <w:t>向一名或多名角色发起私密约会邀请</w:t>
+            </w:r>
+          </w:p>
+        </w:tc>
+        <w:tc>
+          <w:tcPr>
+            <w:tcW w:type="dxa" w:w="3175"/>
+            <w:shd w:fill="F0FFF4"/>
+          </w:tcPr>
+          <w:p>
+            <w:r>
+              <w:rPr>
+                <w:rFonts w:ascii="PingFang SC" w:hAnsi="PingFang SC" w:eastAsia="PingFang SC"/>
+                <w:b w:val="0"/>
+                <w:sz w:val="19"/>
+              </w:rPr>
+              <w:t>私约 1400-1500 咖啡厅 张三 / 私约 1400-1500 餐厅 李四/王五</w:t>
             </w:r>
           </w:p>
         </w:tc>
@@ -1468,7 +1467,7 @@
                 <w:b/>
                 <w:sz w:val="19"/>
               </w:rPr>
-              <w:t>踩点 [时间] [地点] [对方]</w:t>
+              <w:t>电话 [时间] [对方]</w:t>
             </w:r>
           </w:p>
         </w:tc>
@@ -1523,23 +1522,23 @@
                 <w:b w:val="0"/>
                 <w:sz w:val="19"/>
               </w:rPr>
-              <w:t>【DLC: dlc_stakeout】发起踩点私约；对方可省略（管理员开启「允许单人踩点」后可独行，目击时显示「一个人去」）</w:t>
-            </w:r>
-          </w:p>
-        </w:tc>
-        <w:tc>
-          <w:tcPr>
-            <w:tcW w:type="dxa" w:w="3175"/>
-            <w:shd w:fill="F0FFF4"/>
-          </w:tcPr>
-          <w:p>
-            <w:r>
-              <w:rPr>
-                <w:rFonts w:ascii="PingFang SC" w:hAnsi="PingFang SC" w:eastAsia="PingFang SC"/>
-                <w:b w:val="0"/>
-                <w:sz w:val="19"/>
-              </w:rPr>
-              <w:t>踩点 20:00-21:00 大图书馆 李四 / 踩点 20:00-21:00 大图书馆   ← 单人踩点（需开启solo开关）</w:t>
+              <w:t>向对方发起电话邀请（无需地点）</w:t>
+            </w:r>
+          </w:p>
+        </w:tc>
+        <w:tc>
+          <w:tcPr>
+            <w:tcW w:type="dxa" w:w="3175"/>
+            <w:shd w:fill="F0FFF4"/>
+          </w:tcPr>
+          <w:p>
+            <w:r>
+              <w:rPr>
+                <w:rFonts w:ascii="PingFang SC" w:hAnsi="PingFang SC" w:eastAsia="PingFang SC"/>
+                <w:b w:val="0"/>
+                <w:sz w:val="19"/>
+              </w:rPr>
+              <w:t>电话 1400-1500 张三 / 电话 1400-1500 张三/李四</w:t>
             </w:r>
           </w:p>
         </w:tc>
@@ -1557,7 +1556,7 @@
                 <w:b/>
                 <w:sz w:val="19"/>
               </w:rPr>
-              <w:t>约战 [时间] [地点] [对方]</w:t>
+              <w:t>踩点 [时间] [地点] [对方]</w:t>
             </w:r>
           </w:p>
         </w:tc>
@@ -1612,23 +1611,23 @@
                 <w:b w:val="0"/>
                 <w:sz w:val="19"/>
               </w:rPr>
-              <w:t>【DLC: dlc_battle_appt】发起战斗类私约，走标准私约流程</w:t>
-            </w:r>
-          </w:p>
-        </w:tc>
-        <w:tc>
-          <w:tcPr>
-            <w:tcW w:type="dxa" w:w="3175"/>
-            <w:shd w:fill="F0FFF4"/>
-          </w:tcPr>
-          <w:p>
-            <w:r>
-              <w:rPr>
-                <w:rFonts w:ascii="PingFang SC" w:hAnsi="PingFang SC" w:eastAsia="PingFang SC"/>
-                <w:b w:val="0"/>
-                <w:sz w:val="19"/>
-              </w:rPr>
-              <w:t>约战 20:00-21:00 训练场 李四</w:t>
+              <w:t>【DLC: dlc_stakeout】发起踩点私约；对方可省略（管理员开启「允许单人踩点」后可独行，目击时显示「一个人去」）</w:t>
+            </w:r>
+          </w:p>
+        </w:tc>
+        <w:tc>
+          <w:tcPr>
+            <w:tcW w:type="dxa" w:w="3175"/>
+            <w:shd w:fill="F0FFF4"/>
+          </w:tcPr>
+          <w:p>
+            <w:r>
+              <w:rPr>
+                <w:rFonts w:ascii="PingFang SC" w:hAnsi="PingFang SC" w:eastAsia="PingFang SC"/>
+                <w:b w:val="0"/>
+                <w:sz w:val="19"/>
+              </w:rPr>
+              <w:t>踩点 20:00-21:00 大图书馆 李四 / 踩点 20:00-21:00 大图书馆   ← 单人踩点（需开启solo开关）</w:t>
             </w:r>
           </w:p>
         </w:tc>
@@ -1646,7 +1645,7 @@
                 <w:b/>
                 <w:sz w:val="19"/>
               </w:rPr>
-              <w:t>微信 [对方]</w:t>
+              <w:t>约战 [时间] [地点] [对方]</w:t>
             </w:r>
           </w:p>
         </w:tc>
@@ -1701,23 +1700,23 @@
                 <w:b w:val="0"/>
                 <w:sz w:val="19"/>
               </w:rPr>
-              <w:t>向对方发起微信群组（不占时间线）</w:t>
-            </w:r>
-          </w:p>
-        </w:tc>
-        <w:tc>
-          <w:tcPr>
-            <w:tcW w:type="dxa" w:w="3175"/>
-            <w:shd w:fill="F0FFF4"/>
-          </w:tcPr>
-          <w:p>
-            <w:r>
-              <w:rPr>
-                <w:rFonts w:ascii="PingFang SC" w:hAnsi="PingFang SC" w:eastAsia="PingFang SC"/>
-                <w:b w:val="0"/>
-                <w:sz w:val="19"/>
-              </w:rPr>
-              <w:t>微信 张三 / 微信 张三/李四</w:t>
+              <w:t>【DLC: dlc_battle_appt】发起战斗类私约，走标准私约流程</w:t>
+            </w:r>
+          </w:p>
+        </w:tc>
+        <w:tc>
+          <w:tcPr>
+            <w:tcW w:type="dxa" w:w="3175"/>
+            <w:shd w:fill="F0FFF4"/>
+          </w:tcPr>
+          <w:p>
+            <w:r>
+              <w:rPr>
+                <w:rFonts w:ascii="PingFang SC" w:hAnsi="PingFang SC" w:eastAsia="PingFang SC"/>
+                <w:b w:val="0"/>
+                <w:sz w:val="19"/>
+              </w:rPr>
+              <w:t>约战 20:00-21:00 训练场 李四</w:t>
             </w:r>
           </w:p>
         </w:tc>
@@ -1735,7 +1734,7 @@
                 <w:b/>
                 <w:sz w:val="19"/>
               </w:rPr>
-              <w:t>申请加入 [对方名] [时间]</w:t>
+              <w:t>微信 [对方]</w:t>
             </w:r>
           </w:p>
         </w:tc>
@@ -1790,23 +1789,23 @@
                 <w:b w:val="0"/>
                 <w:sz w:val="19"/>
               </w:rPr>
-              <w:t>申请加入对方正在进行的约会</w:t>
-            </w:r>
-          </w:p>
-        </w:tc>
-        <w:tc>
-          <w:tcPr>
-            <w:tcW w:type="dxa" w:w="3175"/>
-            <w:shd w:fill="F0FFF4"/>
-          </w:tcPr>
-          <w:p>
-            <w:r>
-              <w:rPr>
-                <w:rFonts w:ascii="PingFang SC" w:hAnsi="PingFang SC" w:eastAsia="PingFang SC"/>
-                <w:b w:val="0"/>
-                <w:sz w:val="19"/>
-              </w:rPr>
-              <w:t>申请加入 张三 14:00</w:t>
+              <w:t>向对方发起微信群组（不占时间线）</w:t>
+            </w:r>
+          </w:p>
+        </w:tc>
+        <w:tc>
+          <w:tcPr>
+            <w:tcW w:type="dxa" w:w="3175"/>
+            <w:shd w:fill="F0FFF4"/>
+          </w:tcPr>
+          <w:p>
+            <w:r>
+              <w:rPr>
+                <w:rFonts w:ascii="PingFang SC" w:hAnsi="PingFang SC" w:eastAsia="PingFang SC"/>
+                <w:b w:val="0"/>
+                <w:sz w:val="19"/>
+              </w:rPr>
+              <w:t>微信 张三 / 微信 张三/李四</w:t>
             </w:r>
           </w:p>
         </w:tc>
@@ -1824,7 +1823,7 @@
                 <w:b/>
                 <w:sz w:val="19"/>
               </w:rPr>
-              <w:t>加入请求</w:t>
+              <w:t>申请加入 [对方名] [时间]</w:t>
             </w:r>
           </w:p>
         </w:tc>
@@ -1879,22 +1878,23 @@
                 <w:b w:val="0"/>
                 <w:sz w:val="19"/>
               </w:rPr>
-              <w:t>查看收到的加入申请列表</w:t>
-            </w:r>
-          </w:p>
-        </w:tc>
-        <w:tc>
-          <w:tcPr>
-            <w:tcW w:type="dxa" w:w="3175"/>
-            <w:shd w:fill="F0FFF4"/>
-          </w:tcPr>
-          <w:p>
-            <w:r>
-              <w:rPr>
-                <w:rFonts w:ascii="PingFang SC" w:hAnsi="PingFang SC" w:eastAsia="PingFang SC"/>
-                <w:b w:val="0"/>
-                <w:sz w:val="19"/>
-              </w:rPr>
+              <w:t>申请加入对方正在进行的约会</w:t>
+            </w:r>
+          </w:p>
+        </w:tc>
+        <w:tc>
+          <w:tcPr>
+            <w:tcW w:type="dxa" w:w="3175"/>
+            <w:shd w:fill="F0FFF4"/>
+          </w:tcPr>
+          <w:p>
+            <w:r>
+              <w:rPr>
+                <w:rFonts w:ascii="PingFang SC" w:hAnsi="PingFang SC" w:eastAsia="PingFang SC"/>
+                <w:b w:val="0"/>
+                <w:sz w:val="19"/>
+              </w:rPr>
+              <w:t>申请加入 张三 14:00</w:t>
             </w:r>
           </w:p>
         </w:tc>
@@ -1912,7 +1912,7 @@
                 <w:b/>
                 <w:sz w:val="19"/>
               </w:rPr>
-              <w:t>同意加入 [编号]</w:t>
+              <w:t>加入请求</w:t>
             </w:r>
           </w:p>
         </w:tc>
@@ -1967,7 +1967,7 @@
                 <w:b w:val="0"/>
                 <w:sz w:val="19"/>
               </w:rPr>
-              <w:t>同意对应编号的加入申请</w:t>
+              <w:t>查看收到的加入申请列表</w:t>
             </w:r>
           </w:p>
         </w:tc>
@@ -2000,7 +2000,7 @@
                 <w:b/>
                 <w:sz w:val="19"/>
               </w:rPr>
-              <w:t>拒绝加入 [编号]</w:t>
+              <w:t>同意加入 [编号]</w:t>
             </w:r>
           </w:p>
         </w:tc>
@@ -2055,7 +2055,7 @@
                 <w:b w:val="0"/>
                 <w:sz w:val="19"/>
               </w:rPr>
-              <w:t>拒绝对应编号的加入申请</w:t>
+              <w:t>同意对应编号的加入申请</w:t>
             </w:r>
           </w:p>
         </w:tc>
@@ -2088,7 +2088,7 @@
                 <w:b/>
                 <w:sz w:val="19"/>
               </w:rPr>
-              <w:t>修改时间线 [D几] [时间]</w:t>
+              <w:t>拒绝加入 [编号]</w:t>
             </w:r>
           </w:p>
         </w:tc>
@@ -2143,23 +2143,22 @@
                 <w:b w:val="0"/>
                 <w:sz w:val="19"/>
               </w:rPr>
-              <w:t>在约会群内修改本场的时间记录</w:t>
-            </w:r>
-          </w:p>
-        </w:tc>
-        <w:tc>
-          <w:tcPr>
-            <w:tcW w:type="dxa" w:w="3175"/>
-            <w:shd w:fill="F0FFF4"/>
-          </w:tcPr>
-          <w:p>
-            <w:r>
-              <w:rPr>
-                <w:rFonts w:ascii="PingFang SC" w:hAnsi="PingFang SC" w:eastAsia="PingFang SC"/>
-                <w:b w:val="0"/>
-                <w:sz w:val="19"/>
-              </w:rPr>
-              <w:t>修改时间线 D1 1400-1500</w:t>
+              <w:t>拒绝对应编号的加入申请</w:t>
+            </w:r>
+          </w:p>
+        </w:tc>
+        <w:tc>
+          <w:tcPr>
+            <w:tcW w:type="dxa" w:w="3175"/>
+            <w:shd w:fill="F0FFF4"/>
+          </w:tcPr>
+          <w:p>
+            <w:r>
+              <w:rPr>
+                <w:rFonts w:ascii="PingFang SC" w:hAnsi="PingFang SC" w:eastAsia="PingFang SC"/>
+                <w:b w:val="0"/>
+                <w:sz w:val="19"/>
+              </w:rPr>
             </w:r>
           </w:p>
         </w:tc>
@@ -2177,7 +2176,7 @@
                 <w:b/>
                 <w:sz w:val="19"/>
               </w:rPr>
-              <w:t>拒绝时间线 [群号]</w:t>
+              <w:t>修改时间线 [D几] [时间]</w:t>
             </w:r>
           </w:p>
         </w:tc>
@@ -2232,22 +2231,23 @@
                 <w:b w:val="0"/>
                 <w:sz w:val="19"/>
               </w:rPr>
-              <w:t>拒绝指定群的时间线修改申请</w:t>
-            </w:r>
-          </w:p>
-        </w:tc>
-        <w:tc>
-          <w:tcPr>
-            <w:tcW w:type="dxa" w:w="3175"/>
-            <w:shd w:fill="F0FFF4"/>
-          </w:tcPr>
-          <w:p>
-            <w:r>
-              <w:rPr>
-                <w:rFonts w:ascii="PingFang SC" w:hAnsi="PingFang SC" w:eastAsia="PingFang SC"/>
-                <w:b w:val="0"/>
-                <w:sz w:val="19"/>
-              </w:rPr>
+              <w:t>在约会群内修改本场的时间记录</w:t>
+            </w:r>
+          </w:p>
+        </w:tc>
+        <w:tc>
+          <w:tcPr>
+            <w:tcW w:type="dxa" w:w="3175"/>
+            <w:shd w:fill="F0FFF4"/>
+          </w:tcPr>
+          <w:p>
+            <w:r>
+              <w:rPr>
+                <w:rFonts w:ascii="PingFang SC" w:hAnsi="PingFang SC" w:eastAsia="PingFang SC"/>
+                <w:b w:val="0"/>
+                <w:sz w:val="19"/>
+              </w:rPr>
+              <w:t>修改时间线 D1 1400-1500</w:t>
             </w:r>
           </w:p>
         </w:tc>
@@ -2265,7 +2265,7 @@
                 <w:b/>
                 <w:sz w:val="19"/>
               </w:rPr>
-              <w:t>结束私约</w:t>
+              <w:t>拒绝时间线 [群号]</w:t>
             </w:r>
           </w:p>
         </w:tc>
@@ -2320,7 +2320,7 @@
                 <w:b w:val="0"/>
                 <w:sz w:val="19"/>
               </w:rPr>
-              <w:t>在约会群内主动结束当前的私约</w:t>
+              <w:t>拒绝指定群的时间线修改申请</w:t>
             </w:r>
           </w:p>
         </w:tc>
@@ -2344,7 +2344,7 @@
         <w:tc>
           <w:tcPr>
             <w:tcW w:type="dxa" w:w="1928"/>
-            <w:shd w:fill="FFF3E0"/>
+            <w:shd w:fill="F0FFF4"/>
           </w:tcPr>
           <w:p>
             <w:r>
@@ -2353,79 +2353,77 @@
                 <w:b/>
                 <w:sz w:val="19"/>
               </w:rPr>
-              <w:t>查看他人时间线 [角色名]</w:t>
+              <w:t>结束私约</w:t>
             </w:r>
           </w:p>
         </w:tc>
         <w:tc>
           <w:tcPr>
             <w:tcW w:type="dxa" w:w="680"/>
-            <w:shd w:fill="FFF3E0"/>
-          </w:tcPr>
-          <w:p>
-            <w:pPr>
-              <w:jc w:val="center"/>
-            </w:pPr>
-            <w:r>
-              <w:rPr>
-                <w:rFonts w:ascii="PingFang SC" w:hAnsi="PingFang SC" w:eastAsia="PingFang SC"/>
-                <w:b w:val="0"/>
-                <w:color w:val="C0392B"/>
-                <w:sz w:val="19"/>
-              </w:rPr>
-              <w:t>。</w:t>
+            <w:shd w:fill="F0FFF4"/>
+          </w:tcPr>
+          <w:p>
+            <w:pPr>
+              <w:jc w:val="center"/>
+            </w:pPr>
+            <w:r>
+              <w:rPr>
+                <w:rFonts w:ascii="PingFang SC" w:hAnsi="PingFang SC" w:eastAsia="PingFang SC"/>
+                <w:b w:val="0"/>
+                <w:color w:val="1A7A3F"/>
+                <w:sz w:val="19"/>
+              </w:rPr>
             </w:r>
           </w:p>
         </w:tc>
         <w:tc>
           <w:tcPr>
             <w:tcW w:type="dxa" w:w="1020"/>
-            <w:shd w:fill="FFF3E0"/>
-          </w:tcPr>
-          <w:p>
-            <w:pPr>
-              <w:jc w:val="center"/>
-            </w:pPr>
-            <w:r>
-              <w:rPr>
-                <w:rFonts w:ascii="PingFang SC" w:hAnsi="PingFang SC" w:eastAsia="PingFang SC"/>
-                <w:b w:val="0"/>
-                <w:color w:val="C0392B"/>
-                <w:sz w:val="19"/>
-              </w:rPr>
-              <w:t>管理员</w:t>
-            </w:r>
-          </w:p>
-        </w:tc>
-        <w:tc>
-          <w:tcPr>
-            <w:tcW w:type="dxa" w:w="3175"/>
-            <w:shd w:fill="FFF3E0"/>
-          </w:tcPr>
-          <w:p>
-            <w:r>
-              <w:rPr>
-                <w:rFonts w:ascii="PingFang SC" w:hAnsi="PingFang SC" w:eastAsia="PingFang SC"/>
-                <w:b w:val="0"/>
-                <w:sz w:val="19"/>
-              </w:rPr>
-              <w:t>查看指定角色的所有日程（管理员专用）</w:t>
-            </w:r>
-          </w:p>
-        </w:tc>
-        <w:tc>
-          <w:tcPr>
-            <w:tcW w:type="dxa" w:w="3175"/>
-            <w:shd w:fill="FFF3E0"/>
-          </w:tcPr>
-          <w:p>
-            <w:r>
-              <w:rPr>
-                <w:rFonts w:ascii="PingFang SC" w:hAnsi="PingFang SC" w:eastAsia="PingFang SC"/>
-                <w:b w:val="0"/>
-                <w:sz w:val="19"/>
-              </w:rPr>
-              <w:t>。查看他人时间线 张三</w:t>
+            <w:shd w:fill="F0FFF4"/>
+          </w:tcPr>
+          <w:p>
+            <w:pPr>
+              <w:jc w:val="center"/>
+            </w:pPr>
+            <w:r>
+              <w:rPr>
+                <w:rFonts w:ascii="PingFang SC" w:hAnsi="PingFang SC" w:eastAsia="PingFang SC"/>
+                <w:b w:val="0"/>
+                <w:color w:val="1A7A3F"/>
+                <w:sz w:val="19"/>
+              </w:rPr>
+              <w:t>玩家</w:t>
+            </w:r>
+          </w:p>
+        </w:tc>
+        <w:tc>
+          <w:tcPr>
+            <w:tcW w:type="dxa" w:w="3175"/>
+            <w:shd w:fill="F0FFF4"/>
+          </w:tcPr>
+          <w:p>
+            <w:r>
+              <w:rPr>
+                <w:rFonts w:ascii="PingFang SC" w:hAnsi="PingFang SC" w:eastAsia="PingFang SC"/>
+                <w:b w:val="0"/>
+                <w:sz w:val="19"/>
+              </w:rPr>
+              <w:t>在约会群内主动结束当前的私约</w:t>
+            </w:r>
+          </w:p>
+        </w:tc>
+        <w:tc>
+          <w:tcPr>
+            <w:tcW w:type="dxa" w:w="3175"/>
+            <w:shd w:fill="F0FFF4"/>
+          </w:tcPr>
+          <w:p>
+            <w:r>
+              <w:rPr>
+                <w:rFonts w:ascii="PingFang SC" w:hAnsi="PingFang SC" w:eastAsia="PingFang SC"/>
+                <w:b w:val="0"/>
+                <w:sz w:val="19"/>
+              </w:rPr>
             </w:r>
           </w:p>
         </w:tc>
@@ -2443,7 +2441,7 @@
                 <w:b/>
                 <w:sz w:val="19"/>
               </w:rPr>
-              <w:t>时间锁定</w:t>
+              <w:t>查看他人时间线 [角色名]</w:t>
             </w:r>
           </w:p>
         </w:tc>
@@ -2499,23 +2497,23 @@
                 <w:b w:val="0"/>
                 <w:sz w:val="19"/>
               </w:rPr>
-              <w:t>锁定/解锁玩家时间，防止修改时间线</w:t>
-            </w:r>
-          </w:p>
-        </w:tc>
-        <w:tc>
-          <w:tcPr>
-            <w:tcW w:type="dxa" w:w="3175"/>
-            <w:shd w:fill="FFF3E0"/>
-          </w:tcPr>
-          <w:p>
-            <w:r>
-              <w:rPr>
-                <w:rFonts w:ascii="PingFang SC" w:hAnsi="PingFang SC" w:eastAsia="PingFang SC"/>
-                <w:b w:val="0"/>
-                <w:sz w:val="19"/>
-              </w:rPr>
-              <w:t>。时间锁定 张三 锁定 / 。时间锁定 张三 解锁</w:t>
+              <w:t>查看指定角色的所有日程（管理员专用）</w:t>
+            </w:r>
+          </w:p>
+        </w:tc>
+        <w:tc>
+          <w:tcPr>
+            <w:tcW w:type="dxa" w:w="3175"/>
+            <w:shd w:fill="FFF3E0"/>
+          </w:tcPr>
+          <w:p>
+            <w:r>
+              <w:rPr>
+                <w:rFonts w:ascii="PingFang SC" w:hAnsi="PingFang SC" w:eastAsia="PingFang SC"/>
+                <w:b w:val="0"/>
+                <w:sz w:val="19"/>
+              </w:rPr>
+              <w:t>。查看他人时间线 张三</w:t>
             </w:r>
           </w:p>
         </w:tc>
@@ -2533,7 +2531,7 @@
                 <w:b/>
                 <w:sz w:val="19"/>
               </w:rPr>
-              <w:t>查看锁定 [角色名]</w:t>
+              <w:t>时间锁定</w:t>
             </w:r>
           </w:p>
         </w:tc>
@@ -2589,22 +2587,23 @@
                 <w:b w:val="0"/>
                 <w:sz w:val="19"/>
               </w:rPr>
-              <w:t>查看角色的时间锁定状态</w:t>
-            </w:r>
-          </w:p>
-        </w:tc>
-        <w:tc>
-          <w:tcPr>
-            <w:tcW w:type="dxa" w:w="3175"/>
-            <w:shd w:fill="FFF3E0"/>
-          </w:tcPr>
-          <w:p>
-            <w:r>
-              <w:rPr>
-                <w:rFonts w:ascii="PingFang SC" w:hAnsi="PingFang SC" w:eastAsia="PingFang SC"/>
-                <w:b w:val="0"/>
-                <w:sz w:val="19"/>
-              </w:rPr>
+              <w:t>锁定/解锁玩家时间，防止修改时间线</w:t>
+            </w:r>
+          </w:p>
+        </w:tc>
+        <w:tc>
+          <w:tcPr>
+            <w:tcW w:type="dxa" w:w="3175"/>
+            <w:shd w:fill="FFF3E0"/>
+          </w:tcPr>
+          <w:p>
+            <w:r>
+              <w:rPr>
+                <w:rFonts w:ascii="PingFang SC" w:hAnsi="PingFang SC" w:eastAsia="PingFang SC"/>
+                <w:b w:val="0"/>
+                <w:sz w:val="19"/>
+              </w:rPr>
+              <w:t>。时间锁定 张三 锁定 / 。时间锁定 张三 解锁</w:t>
             </w:r>
           </w:p>
         </w:tc>
@@ -2622,7 +2621,7 @@
                 <w:b/>
                 <w:sz w:val="19"/>
               </w:rPr>
-              <w:t>设置邀约时间 [时间段...]</w:t>
+              <w:t>查看锁定 [角色名]</w:t>
             </w:r>
           </w:p>
         </w:tc>
@@ -2678,23 +2677,22 @@
                 <w:b w:val="0"/>
                 <w:sz w:val="19"/>
               </w:rPr>
-              <w:t>设置玩家可发起邀约的时间范围</w:t>
-            </w:r>
-          </w:p>
-        </w:tc>
-        <w:tc>
-          <w:tcPr>
-            <w:tcW w:type="dxa" w:w="3175"/>
-            <w:shd w:fill="FFF3E0"/>
-          </w:tcPr>
-          <w:p>
-            <w:r>
-              <w:rPr>
-                <w:rFonts w:ascii="PingFang SC" w:hAnsi="PingFang SC" w:eastAsia="PingFang SC"/>
-                <w:b w:val="0"/>
-                <w:sz w:val="19"/>
-              </w:rPr>
-              <w:t>。设置邀约时间 09:00-12:00 14:00-18:00</w:t>
+              <w:t>查看角色的时间锁定状态</w:t>
+            </w:r>
+          </w:p>
+        </w:tc>
+        <w:tc>
+          <w:tcPr>
+            <w:tcW w:type="dxa" w:w="3175"/>
+            <w:shd w:fill="FFF3E0"/>
+          </w:tcPr>
+          <w:p>
+            <w:r>
+              <w:rPr>
+                <w:rFonts w:ascii="PingFang SC" w:hAnsi="PingFang SC" w:eastAsia="PingFang SC"/>
+                <w:b w:val="0"/>
+                <w:sz w:val="19"/>
+              </w:rPr>
             </w:r>
           </w:p>
         </w:tc>
@@ -2712,7 +2710,7 @@
                 <w:b/>
                 <w:sz w:val="19"/>
               </w:rPr>
-              <w:t>清空邀约时间</w:t>
+              <w:t>设置邀约时间 [时间段...]</w:t>
             </w:r>
           </w:p>
         </w:tc>
@@ -2768,22 +2766,23 @@
                 <w:b w:val="0"/>
                 <w:sz w:val="19"/>
               </w:rPr>
-              <w:t>清除所有邀约时间限制</w:t>
-            </w:r>
-          </w:p>
-        </w:tc>
-        <w:tc>
-          <w:tcPr>
-            <w:tcW w:type="dxa" w:w="3175"/>
-            <w:shd w:fill="FFF3E0"/>
-          </w:tcPr>
-          <w:p>
-            <w:r>
-              <w:rPr>
-                <w:rFonts w:ascii="PingFang SC" w:hAnsi="PingFang SC" w:eastAsia="PingFang SC"/>
-                <w:b w:val="0"/>
-                <w:sz w:val="19"/>
-              </w:rPr>
+              <w:t>设置玩家可发起邀约的时间范围</w:t>
+            </w:r>
+          </w:p>
+        </w:tc>
+        <w:tc>
+          <w:tcPr>
+            <w:tcW w:type="dxa" w:w="3175"/>
+            <w:shd w:fill="FFF3E0"/>
+          </w:tcPr>
+          <w:p>
+            <w:r>
+              <w:rPr>
+                <w:rFonts w:ascii="PingFang SC" w:hAnsi="PingFang SC" w:eastAsia="PingFang SC"/>
+                <w:b w:val="0"/>
+                <w:sz w:val="19"/>
+              </w:rPr>
+              <w:t>。设置邀约时间 09:00-12:00 14:00-18:00</w:t>
             </w:r>
           </w:p>
         </w:tc>
@@ -2801,7 +2800,7 @@
                 <w:b/>
                 <w:sz w:val="19"/>
               </w:rPr>
-              <w:t>强结私约 [群号]</w:t>
+              <w:t>清空邀约时间</w:t>
             </w:r>
           </w:p>
         </w:tc>
@@ -2857,23 +2856,22 @@
                 <w:b w:val="0"/>
                 <w:sz w:val="19"/>
               </w:rPr>
-              <w:t>强制结束指定群的私约，不发放结戏奖励</w:t>
-            </w:r>
-          </w:p>
-        </w:tc>
-        <w:tc>
-          <w:tcPr>
-            <w:tcW w:type="dxa" w:w="3175"/>
-            <w:shd w:fill="FFF3E0"/>
-          </w:tcPr>
-          <w:p>
-            <w:r>
-              <w:rPr>
-                <w:rFonts w:ascii="PingFang SC" w:hAnsi="PingFang SC" w:eastAsia="PingFang SC"/>
-                <w:b w:val="0"/>
-                <w:sz w:val="19"/>
-              </w:rPr>
-              <w:t>。强结私约 123456789</w:t>
+              <w:t>清除所有邀约时间限制</w:t>
+            </w:r>
+          </w:p>
+        </w:tc>
+        <w:tc>
+          <w:tcPr>
+            <w:tcW w:type="dxa" w:w="3175"/>
+            <w:shd w:fill="FFF3E0"/>
+          </w:tcPr>
+          <w:p>
+            <w:r>
+              <w:rPr>
+                <w:rFonts w:ascii="PingFang SC" w:hAnsi="PingFang SC" w:eastAsia="PingFang SC"/>
+                <w:b w:val="0"/>
+                <w:sz w:val="19"/>
+              </w:rPr>
             </w:r>
           </w:p>
         </w:tc>
@@ -2891,7 +2889,7 @@
                 <w:b/>
                 <w:sz w:val="19"/>
               </w:rPr>
-              <w:t>删除时间线 [天] [时间] [角色]</w:t>
+              <w:t>强结私约 [群号]</w:t>
             </w:r>
           </w:p>
         </w:tc>
@@ -2947,23 +2945,23 @@
                 <w:b w:val="0"/>
                 <w:sz w:val="19"/>
               </w:rPr>
-              <w:t>精确删除某人某天某时段的时间线记录</w:t>
-            </w:r>
-          </w:p>
-        </w:tc>
-        <w:tc>
-          <w:tcPr>
-            <w:tcW w:type="dxa" w:w="3175"/>
-            <w:shd w:fill="FFF3E0"/>
-          </w:tcPr>
-          <w:p>
-            <w:r>
-              <w:rPr>
-                <w:rFonts w:ascii="PingFang SC" w:hAnsi="PingFang SC" w:eastAsia="PingFang SC"/>
-                <w:b w:val="0"/>
-                <w:sz w:val="19"/>
-              </w:rPr>
-              <w:t>。删除时间线 D1 14:00 张三</w:t>
+              <w:t>强制结束指定群的私约，不填群号则对当前群操作；是否发放结戏奖励见「设置 互动参数」的「强结发放奖励」开关（默认不发放）</w:t>
+            </w:r>
+          </w:p>
+        </w:tc>
+        <w:tc>
+          <w:tcPr>
+            <w:tcW w:type="dxa" w:w="3175"/>
+            <w:shd w:fill="FFF3E0"/>
+          </w:tcPr>
+          <w:p>
+            <w:r>
+              <w:rPr>
+                <w:rFonts w:ascii="PingFang SC" w:hAnsi="PingFang SC" w:eastAsia="PingFang SC"/>
+                <w:b w:val="0"/>
+                <w:sz w:val="19"/>
+              </w:rPr>
+              <w:t>。强结私约 123456789</w:t>
             </w:r>
           </w:p>
         </w:tc>
@@ -2981,7 +2979,7 @@
                 <w:b/>
                 <w:sz w:val="19"/>
               </w:rPr>
-              <w:t>发起官约 [时间] [地点] [参与者]</w:t>
+              <w:t>一键通知 [小时数] 弧长/开群</w:t>
             </w:r>
           </w:p>
         </w:tc>
@@ -3001,7 +2999,7 @@
                 <w:color w:val="C0392B"/>
                 <w:sz w:val="19"/>
               </w:rPr>
-              <w:t>。/</w:t>
+              <w:t>。</w:t>
             </w:r>
           </w:p>
         </w:tc>
@@ -3037,23 +3035,23 @@
                 <w:b w:val="0"/>
                 <w:sz w:val="19"/>
               </w:rPr>
-              <w:t>发起官方约会（自动建群）</w:t>
-            </w:r>
-          </w:p>
-        </w:tc>
-        <w:tc>
-          <w:tcPr>
-            <w:tcW w:type="dxa" w:w="3175"/>
-            <w:shd w:fill="FFF3E0"/>
-          </w:tcPr>
-          <w:p>
-            <w:r>
-              <w:rPr>
-                <w:rFonts w:ascii="PingFang SC" w:hAnsi="PingFang SC" w:eastAsia="PingFang SC"/>
-                <w:b w:val="0"/>
-                <w:sz w:val="19"/>
-              </w:rPr>
-              <w:t>发起官约 D1 14:00-15:00 地点 张三/李四</w:t>
+              <w:t>批量提醒：弧长=通知所有存在单人已超过N小时未回复的群（私聊提醒未回者+群内@提示大家耐心等，两边话术不同）；开群=向所有已开启超过N小时的群发到期提醒</w:t>
+            </w:r>
+          </w:p>
+        </w:tc>
+        <w:tc>
+          <w:tcPr>
+            <w:tcW w:type="dxa" w:w="3175"/>
+            <w:shd w:fill="FFF3E0"/>
+          </w:tcPr>
+          <w:p>
+            <w:r>
+              <w:rPr>
+                <w:rFonts w:ascii="PingFang SC" w:hAnsi="PingFang SC" w:eastAsia="PingFang SC"/>
+                <w:b w:val="0"/>
+                <w:sz w:val="19"/>
+              </w:rPr>
+              <w:t>。一键通知 12 弧长 / 。一键通知 12 开群</w:t>
             </w:r>
           </w:p>
         </w:tc>
@@ -3071,7 +3069,7 @@
                 <w:b/>
                 <w:sz w:val="19"/>
               </w:rPr>
-              <w:t>发起官电 [时间] [参与者]</w:t>
+              <w:t>一键强结 [小时数] 弧长/开群</w:t>
             </w:r>
           </w:p>
         </w:tc>
@@ -3127,23 +3125,23 @@
                 <w:b w:val="0"/>
                 <w:sz w:val="19"/>
               </w:rPr>
-              <w:t>发起官方电话（自动建群，无需地点）</w:t>
-            </w:r>
-          </w:p>
-        </w:tc>
-        <w:tc>
-          <w:tcPr>
-            <w:tcW w:type="dxa" w:w="3175"/>
-            <w:shd w:fill="FFF3E0"/>
-          </w:tcPr>
-          <w:p>
-            <w:r>
-              <w:rPr>
-                <w:rFonts w:ascii="PingFang SC" w:hAnsi="PingFang SC" w:eastAsia="PingFang SC"/>
-                <w:b w:val="0"/>
-                <w:sz w:val="19"/>
-              </w:rPr>
-              <w:t>。发起官电 D1 14:00-15:00 张三/李四</w:t>
+              <w:t>批量强结：弧长/开群口径同「一键通知」，直接对所有符合条件的群执行强结私约；奖励规则同「强结私约」</w:t>
+            </w:r>
+          </w:p>
+        </w:tc>
+        <w:tc>
+          <w:tcPr>
+            <w:tcW w:type="dxa" w:w="3175"/>
+            <w:shd w:fill="FFF3E0"/>
+          </w:tcPr>
+          <w:p>
+            <w:r>
+              <w:rPr>
+                <w:rFonts w:ascii="PingFang SC" w:hAnsi="PingFang SC" w:eastAsia="PingFang SC"/>
+                <w:b w:val="0"/>
+                <w:sz w:val="19"/>
+              </w:rPr>
+              <w:t>。一键强结 12 弧长 / 。一键强结 12 开群</w:t>
             </w:r>
           </w:p>
         </w:tc>
@@ -3161,7 +3159,7 @@
                 <w:b/>
                 <w:sz w:val="19"/>
               </w:rPr>
-              <w:t>计划官约 [tag/无] [组数] [D几] [时间] [地点...]</w:t>
+              <w:t>删除时间线 [天] [时间] [角色]</w:t>
             </w:r>
           </w:p>
         </w:tc>
@@ -3217,23 +3215,23 @@
                 <w:b w:val="0"/>
                 <w:sz w:val="19"/>
               </w:rPr>
-              <w:t>生成官约分组方案</w:t>
-            </w:r>
-          </w:p>
-        </w:tc>
-        <w:tc>
-          <w:tcPr>
-            <w:tcW w:type="dxa" w:w="3175"/>
-            <w:shd w:fill="FFF3E0"/>
-          </w:tcPr>
-          <w:p>
-            <w:r>
-              <w:rPr>
-                <w:rFonts w:ascii="PingFang SC" w:hAnsi="PingFang SC" w:eastAsia="PingFang SC"/>
-                <w:b w:val="0"/>
-                <w:sz w:val="19"/>
-              </w:rPr>
-              <w:t>。计划官约 无 3 D1 14:00-15:00 咖啡厅,餐厅,花园</w:t>
+              <w:t>精确删除某人某天某时段的时间线记录</w:t>
+            </w:r>
+          </w:p>
+        </w:tc>
+        <w:tc>
+          <w:tcPr>
+            <w:tcW w:type="dxa" w:w="3175"/>
+            <w:shd w:fill="FFF3E0"/>
+          </w:tcPr>
+          <w:p>
+            <w:r>
+              <w:rPr>
+                <w:rFonts w:ascii="PingFang SC" w:hAnsi="PingFang SC" w:eastAsia="PingFang SC"/>
+                <w:b w:val="0"/>
+                <w:sz w:val="19"/>
+              </w:rPr>
+              <w:t>。删除时间线 D1 14:00 张三</w:t>
             </w:r>
           </w:p>
         </w:tc>
@@ -3251,7 +3249,7 @@
                 <w:b/>
                 <w:sz w:val="19"/>
               </w:rPr>
-              <w:t>执行官约</w:t>
+              <w:t>发起官约 [时间] [地点] [参与者]</w:t>
             </w:r>
           </w:p>
         </w:tc>
@@ -3271,7 +3269,7 @@
                 <w:color w:val="C0392B"/>
                 <w:sz w:val="19"/>
               </w:rPr>
-              <w:t>。</w:t>
+              <w:t>。/</w:t>
             </w:r>
           </w:p>
         </w:tc>
@@ -3307,22 +3305,23 @@
                 <w:b w:val="0"/>
                 <w:sz w:val="19"/>
               </w:rPr>
-              <w:t>一键执行已保存的官约方案</w:t>
-            </w:r>
-          </w:p>
-        </w:tc>
-        <w:tc>
-          <w:tcPr>
-            <w:tcW w:type="dxa" w:w="3175"/>
-            <w:shd w:fill="FFF3E0"/>
-          </w:tcPr>
-          <w:p>
-            <w:r>
-              <w:rPr>
-                <w:rFonts w:ascii="PingFang SC" w:hAnsi="PingFang SC" w:eastAsia="PingFang SC"/>
-                <w:b w:val="0"/>
-                <w:sz w:val="19"/>
-              </w:rPr>
+              <w:t>发起官方约会（自动建群）</w:t>
+            </w:r>
+          </w:p>
+        </w:tc>
+        <w:tc>
+          <w:tcPr>
+            <w:tcW w:type="dxa" w:w="3175"/>
+            <w:shd w:fill="FFF3E0"/>
+          </w:tcPr>
+          <w:p>
+            <w:r>
+              <w:rPr>
+                <w:rFonts w:ascii="PingFang SC" w:hAnsi="PingFang SC" w:eastAsia="PingFang SC"/>
+                <w:b w:val="0"/>
+                <w:sz w:val="19"/>
+              </w:rPr>
+              <w:t>发起官约 D1 14:00-15:00 地点 张三/李四</w:t>
             </w:r>
           </w:p>
         </w:tc>
@@ -3340,7 +3339,7 @@
                 <w:b/>
                 <w:sz w:val="19"/>
               </w:rPr>
-              <w:t>查看进行中 [D几]</w:t>
+              <w:t>发起官电 [时间] [参与者]</w:t>
             </w:r>
           </w:p>
         </w:tc>
@@ -3360,6 +3359,7 @@
                 <w:color w:val="C0392B"/>
                 <w:sz w:val="19"/>
               </w:rPr>
+              <w:t>。</w:t>
             </w:r>
           </w:p>
         </w:tc>
@@ -3395,22 +3395,23 @@
                 <w:b w:val="0"/>
                 <w:sz w:val="19"/>
               </w:rPr>
-              <w:t>查看当前进行中的所有约会</w:t>
-            </w:r>
-          </w:p>
-        </w:tc>
-        <w:tc>
-          <w:tcPr>
-            <w:tcW w:type="dxa" w:w="3175"/>
-            <w:shd w:fill="FFF3E0"/>
-          </w:tcPr>
-          <w:p>
-            <w:r>
-              <w:rPr>
-                <w:rFonts w:ascii="PingFang SC" w:hAnsi="PingFang SC" w:eastAsia="PingFang SC"/>
-                <w:b w:val="0"/>
-                <w:sz w:val="19"/>
-              </w:rPr>
+              <w:t>发起官方电话（自动建群，无需地点）</w:t>
+            </w:r>
+          </w:p>
+        </w:tc>
+        <w:tc>
+          <w:tcPr>
+            <w:tcW w:type="dxa" w:w="3175"/>
+            <w:shd w:fill="FFF3E0"/>
+          </w:tcPr>
+          <w:p>
+            <w:r>
+              <w:rPr>
+                <w:rFonts w:ascii="PingFang SC" w:hAnsi="PingFang SC" w:eastAsia="PingFang SC"/>
+                <w:b w:val="0"/>
+                <w:sz w:val="19"/>
+              </w:rPr>
+              <w:t>。发起官电 D1 14:00-15:00 张三/李四</w:t>
             </w:r>
           </w:p>
         </w:tc>
@@ -3428,7 +3429,7 @@
                 <w:b/>
                 <w:sz w:val="19"/>
               </w:rPr>
-              <w:t>查看计时器</w:t>
+              <w:t>计划官约 [tag/无] [组数] [D几] [时间] [地点...]</w:t>
             </w:r>
           </w:p>
         </w:tc>
@@ -3448,6 +3449,7 @@
                 <w:color w:val="C0392B"/>
                 <w:sz w:val="19"/>
               </w:rPr>
+              <w:t>。</w:t>
             </w:r>
           </w:p>
         </w:tc>
@@ -3483,22 +3485,23 @@
                 <w:b w:val="0"/>
                 <w:sz w:val="19"/>
               </w:rPr>
-              <w:t>查看所有活跃约会的计时状态与字数统计</w:t>
-            </w:r>
-          </w:p>
-        </w:tc>
-        <w:tc>
-          <w:tcPr>
-            <w:tcW w:type="dxa" w:w="3175"/>
-            <w:shd w:fill="FFF3E0"/>
-          </w:tcPr>
-          <w:p>
-            <w:r>
-              <w:rPr>
-                <w:rFonts w:ascii="PingFang SC" w:hAnsi="PingFang SC" w:eastAsia="PingFang SC"/>
-                <w:b w:val="0"/>
-                <w:sz w:val="19"/>
-              </w:rPr>
+              <w:t>生成官约分组方案</w:t>
+            </w:r>
+          </w:p>
+        </w:tc>
+        <w:tc>
+          <w:tcPr>
+            <w:tcW w:type="dxa" w:w="3175"/>
+            <w:shd w:fill="FFF3E0"/>
+          </w:tcPr>
+          <w:p>
+            <w:r>
+              <w:rPr>
+                <w:rFonts w:ascii="PingFang SC" w:hAnsi="PingFang SC" w:eastAsia="PingFang SC"/>
+                <w:b w:val="0"/>
+                <w:sz w:val="19"/>
+              </w:rPr>
+              <w:t>。计划官约 无 3 D1 14:00-15:00 咖啡厅,餐厅,花园</w:t>
             </w:r>
           </w:p>
         </w:tc>
@@ -3516,6 +3519,271 @@
                 <w:b/>
                 <w:sz w:val="19"/>
               </w:rPr>
+              <w:t>执行官约</w:t>
+            </w:r>
+          </w:p>
+        </w:tc>
+        <w:tc>
+          <w:tcPr>
+            <w:tcW w:type="dxa" w:w="680"/>
+            <w:shd w:fill="FFF3E0"/>
+          </w:tcPr>
+          <w:p>
+            <w:pPr>
+              <w:jc w:val="center"/>
+            </w:pPr>
+            <w:r>
+              <w:rPr>
+                <w:rFonts w:ascii="PingFang SC" w:hAnsi="PingFang SC" w:eastAsia="PingFang SC"/>
+                <w:b w:val="0"/>
+                <w:color w:val="C0392B"/>
+                <w:sz w:val="19"/>
+              </w:rPr>
+              <w:t>。</w:t>
+            </w:r>
+          </w:p>
+        </w:tc>
+        <w:tc>
+          <w:tcPr>
+            <w:tcW w:type="dxa" w:w="1020"/>
+            <w:shd w:fill="FFF3E0"/>
+          </w:tcPr>
+          <w:p>
+            <w:pPr>
+              <w:jc w:val="center"/>
+            </w:pPr>
+            <w:r>
+              <w:rPr>
+                <w:rFonts w:ascii="PingFang SC" w:hAnsi="PingFang SC" w:eastAsia="PingFang SC"/>
+                <w:b w:val="0"/>
+                <w:color w:val="C0392B"/>
+                <w:sz w:val="19"/>
+              </w:rPr>
+              <w:t>管理员</w:t>
+            </w:r>
+          </w:p>
+        </w:tc>
+        <w:tc>
+          <w:tcPr>
+            <w:tcW w:type="dxa" w:w="3175"/>
+            <w:shd w:fill="FFF3E0"/>
+          </w:tcPr>
+          <w:p>
+            <w:r>
+              <w:rPr>
+                <w:rFonts w:ascii="PingFang SC" w:hAnsi="PingFang SC" w:eastAsia="PingFang SC"/>
+                <w:b w:val="0"/>
+                <w:sz w:val="19"/>
+              </w:rPr>
+              <w:t>一键执行已保存的官约方案</w:t>
+            </w:r>
+          </w:p>
+        </w:tc>
+        <w:tc>
+          <w:tcPr>
+            <w:tcW w:type="dxa" w:w="3175"/>
+            <w:shd w:fill="FFF3E0"/>
+          </w:tcPr>
+          <w:p>
+            <w:r>
+              <w:rPr>
+                <w:rFonts w:ascii="PingFang SC" w:hAnsi="PingFang SC" w:eastAsia="PingFang SC"/>
+                <w:b w:val="0"/>
+                <w:sz w:val="19"/>
+              </w:rPr>
+            </w:r>
+          </w:p>
+        </w:tc>
+      </w:tr>
+      <w:tr>
+        <w:tc>
+          <w:tcPr>
+            <w:tcW w:type="dxa" w:w="1928"/>
+            <w:shd w:fill="FFF3E0"/>
+          </w:tcPr>
+          <w:p>
+            <w:r>
+              <w:rPr>
+                <w:rFonts w:ascii="PingFang SC" w:hAnsi="PingFang SC" w:eastAsia="PingFang SC"/>
+                <w:b/>
+                <w:sz w:val="19"/>
+              </w:rPr>
+              <w:t>查看进行中 [D几]</w:t>
+            </w:r>
+          </w:p>
+        </w:tc>
+        <w:tc>
+          <w:tcPr>
+            <w:tcW w:type="dxa" w:w="680"/>
+            <w:shd w:fill="FFF3E0"/>
+          </w:tcPr>
+          <w:p>
+            <w:pPr>
+              <w:jc w:val="center"/>
+            </w:pPr>
+            <w:r>
+              <w:rPr>
+                <w:rFonts w:ascii="PingFang SC" w:hAnsi="PingFang SC" w:eastAsia="PingFang SC"/>
+                <w:b w:val="0"/>
+                <w:color w:val="C0392B"/>
+                <w:sz w:val="19"/>
+              </w:rPr>
+            </w:r>
+          </w:p>
+        </w:tc>
+        <w:tc>
+          <w:tcPr>
+            <w:tcW w:type="dxa" w:w="1020"/>
+            <w:shd w:fill="FFF3E0"/>
+          </w:tcPr>
+          <w:p>
+            <w:pPr>
+              <w:jc w:val="center"/>
+            </w:pPr>
+            <w:r>
+              <w:rPr>
+                <w:rFonts w:ascii="PingFang SC" w:hAnsi="PingFang SC" w:eastAsia="PingFang SC"/>
+                <w:b w:val="0"/>
+                <w:color w:val="C0392B"/>
+                <w:sz w:val="19"/>
+              </w:rPr>
+              <w:t>管理员</w:t>
+            </w:r>
+          </w:p>
+        </w:tc>
+        <w:tc>
+          <w:tcPr>
+            <w:tcW w:type="dxa" w:w="3175"/>
+            <w:shd w:fill="FFF3E0"/>
+          </w:tcPr>
+          <w:p>
+            <w:r>
+              <w:rPr>
+                <w:rFonts w:ascii="PingFang SC" w:hAnsi="PingFang SC" w:eastAsia="PingFang SC"/>
+                <w:b w:val="0"/>
+                <w:sz w:val="19"/>
+              </w:rPr>
+              <w:t>查看当前进行中的所有约会</w:t>
+            </w:r>
+          </w:p>
+        </w:tc>
+        <w:tc>
+          <w:tcPr>
+            <w:tcW w:type="dxa" w:w="3175"/>
+            <w:shd w:fill="FFF3E0"/>
+          </w:tcPr>
+          <w:p>
+            <w:r>
+              <w:rPr>
+                <w:rFonts w:ascii="PingFang SC" w:hAnsi="PingFang SC" w:eastAsia="PingFang SC"/>
+                <w:b w:val="0"/>
+                <w:sz w:val="19"/>
+              </w:rPr>
+            </w:r>
+          </w:p>
+        </w:tc>
+      </w:tr>
+      <w:tr>
+        <w:tc>
+          <w:tcPr>
+            <w:tcW w:type="dxa" w:w="1928"/>
+            <w:shd w:fill="FFF3E0"/>
+          </w:tcPr>
+          <w:p>
+            <w:r>
+              <w:rPr>
+                <w:rFonts w:ascii="PingFang SC" w:hAnsi="PingFang SC" w:eastAsia="PingFang SC"/>
+                <w:b/>
+                <w:sz w:val="19"/>
+              </w:rPr>
+              <w:t>查看计时器</w:t>
+            </w:r>
+          </w:p>
+        </w:tc>
+        <w:tc>
+          <w:tcPr>
+            <w:tcW w:type="dxa" w:w="680"/>
+            <w:shd w:fill="FFF3E0"/>
+          </w:tcPr>
+          <w:p>
+            <w:pPr>
+              <w:jc w:val="center"/>
+            </w:pPr>
+            <w:r>
+              <w:rPr>
+                <w:rFonts w:ascii="PingFang SC" w:hAnsi="PingFang SC" w:eastAsia="PingFang SC"/>
+                <w:b w:val="0"/>
+                <w:color w:val="C0392B"/>
+                <w:sz w:val="19"/>
+              </w:rPr>
+            </w:r>
+          </w:p>
+        </w:tc>
+        <w:tc>
+          <w:tcPr>
+            <w:tcW w:type="dxa" w:w="1020"/>
+            <w:shd w:fill="FFF3E0"/>
+          </w:tcPr>
+          <w:p>
+            <w:pPr>
+              <w:jc w:val="center"/>
+            </w:pPr>
+            <w:r>
+              <w:rPr>
+                <w:rFonts w:ascii="PingFang SC" w:hAnsi="PingFang SC" w:eastAsia="PingFang SC"/>
+                <w:b w:val="0"/>
+                <w:color w:val="C0392B"/>
+                <w:sz w:val="19"/>
+              </w:rPr>
+              <w:t>管理员</w:t>
+            </w:r>
+          </w:p>
+        </w:tc>
+        <w:tc>
+          <w:tcPr>
+            <w:tcW w:type="dxa" w:w="3175"/>
+            <w:shd w:fill="FFF3E0"/>
+          </w:tcPr>
+          <w:p>
+            <w:r>
+              <w:rPr>
+                <w:rFonts w:ascii="PingFang SC" w:hAnsi="PingFang SC" w:eastAsia="PingFang SC"/>
+                <w:b w:val="0"/>
+                <w:sz w:val="19"/>
+              </w:rPr>
+              <w:t>查看所有活跃约会的计时状态与字数统计</w:t>
+            </w:r>
+          </w:p>
+        </w:tc>
+        <w:tc>
+          <w:tcPr>
+            <w:tcW w:type="dxa" w:w="3175"/>
+            <w:shd w:fill="FFF3E0"/>
+          </w:tcPr>
+          <w:p>
+            <w:r>
+              <w:rPr>
+                <w:rFonts w:ascii="PingFang SC" w:hAnsi="PingFang SC" w:eastAsia="PingFang SC"/>
+                <w:b w:val="0"/>
+                <w:sz w:val="19"/>
+              </w:rPr>
+            </w:r>
+          </w:p>
+        </w:tc>
+      </w:tr>
+      <w:tr>
+        <w:tc>
+          <w:tcPr>
+            <w:tcW w:type="dxa" w:w="1928"/>
+            <w:shd w:fill="FFF3E0"/>
+          </w:tcPr>
+          <w:p>
+            <w:r>
+              <w:rPr>
+                <w:rFonts w:ascii="PingFang SC" w:hAnsi="PingFang SC" w:eastAsia="PingFang SC"/>
+                <w:b/>
+                <w:sz w:val="19"/>
+              </w:rPr>
               <w:t>提醒超时 [角色名]</w:t>
             </w:r>
           </w:p>
@@ -3587,6 +3855,366 @@
                 <w:b w:val="0"/>
                 <w:sz w:val="19"/>
               </w:rPr>
+            </w:r>
+          </w:p>
+        </w:tc>
+      </w:tr>
+      <w:tr>
+        <w:tc>
+          <w:tcPr>
+            <w:tcW w:type="dxa" w:w="1928"/>
+            <w:shd w:fill="F0FFF4"/>
+          </w:tcPr>
+          <w:p>
+            <w:r>
+              <w:rPr>
+                <w:rFonts w:ascii="PingFang SC" w:hAnsi="PingFang SC" w:eastAsia="PingFang SC"/>
+                <w:b/>
+                <w:sz w:val="19"/>
+              </w:rPr>
+              <w:t>我的弧长</w:t>
+            </w:r>
+          </w:p>
+        </w:tc>
+        <w:tc>
+          <w:tcPr>
+            <w:tcW w:type="dxa" w:w="680"/>
+            <w:shd w:fill="F0FFF4"/>
+          </w:tcPr>
+          <w:p>
+            <w:pPr>
+              <w:jc w:val="center"/>
+            </w:pPr>
+            <w:r>
+              <w:rPr>
+                <w:rFonts w:ascii="PingFang SC" w:hAnsi="PingFang SC" w:eastAsia="PingFang SC"/>
+                <w:b w:val="0"/>
+                <w:color w:val="1A7A3F"/>
+                <w:sz w:val="19"/>
+              </w:rPr>
+              <w:t>。</w:t>
+            </w:r>
+          </w:p>
+        </w:tc>
+        <w:tc>
+          <w:tcPr>
+            <w:tcW w:type="dxa" w:w="1020"/>
+            <w:shd w:fill="F0FFF4"/>
+          </w:tcPr>
+          <w:p>
+            <w:pPr>
+              <w:jc w:val="center"/>
+            </w:pPr>
+            <w:r>
+              <w:rPr>
+                <w:rFonts w:ascii="PingFang SC" w:hAnsi="PingFang SC" w:eastAsia="PingFang SC"/>
+                <w:b w:val="0"/>
+                <w:color w:val="1A7A3F"/>
+                <w:sz w:val="19"/>
+              </w:rPr>
+              <w:t>玩家</w:t>
+            </w:r>
+          </w:p>
+        </w:tc>
+        <w:tc>
+          <w:tcPr>
+            <w:tcW w:type="dxa" w:w="3175"/>
+            <w:shd w:fill="F0FFF4"/>
+          </w:tcPr>
+          <w:p>
+            <w:r>
+              <w:rPr>
+                <w:rFonts w:ascii="PingFang SC" w:hAnsi="PingFang SC" w:eastAsia="PingFang SC"/>
+                <w:b w:val="0"/>
+                <w:sz w:val="19"/>
+              </w:rPr>
+              <w:t>查看自己的历史平均回复耗时（含已结/未结场次），以及当前所有未结双人小群里，自己和对方各自的回复次数对比、本场平均耗时、当前轮到谁回复及已等待时长</w:t>
+            </w:r>
+          </w:p>
+        </w:tc>
+        <w:tc>
+          <w:tcPr>
+            <w:tcW w:type="dxa" w:w="3175"/>
+            <w:shd w:fill="F0FFF4"/>
+          </w:tcPr>
+          <w:p>
+            <w:r>
+              <w:rPr>
+                <w:rFonts w:ascii="PingFang SC" w:hAnsi="PingFang SC" w:eastAsia="PingFang SC"/>
+                <w:b w:val="0"/>
+                <w:sz w:val="19"/>
+              </w:rPr>
+              <w:t>。我的弧长</w:t>
+            </w:r>
+          </w:p>
+        </w:tc>
+      </w:tr>
+      <w:tr>
+        <w:tc>
+          <w:tcPr>
+            <w:tcW w:type="dxa" w:w="1928"/>
+            <w:shd w:fill="FFF3E0"/>
+          </w:tcPr>
+          <w:p>
+            <w:r>
+              <w:rPr>
+                <w:rFonts w:ascii="PingFang SC" w:hAnsi="PingFang SC" w:eastAsia="PingFang SC"/>
+                <w:b/>
+                <w:sz w:val="19"/>
+              </w:rPr>
+              <w:t>查看弧长 [角色名]</w:t>
+            </w:r>
+          </w:p>
+        </w:tc>
+        <w:tc>
+          <w:tcPr>
+            <w:tcW w:type="dxa" w:w="680"/>
+            <w:shd w:fill="FFF3E0"/>
+          </w:tcPr>
+          <w:p>
+            <w:pPr>
+              <w:jc w:val="center"/>
+            </w:pPr>
+            <w:r>
+              <w:rPr>
+                <w:rFonts w:ascii="PingFang SC" w:hAnsi="PingFang SC" w:eastAsia="PingFang SC"/>
+                <w:b w:val="0"/>
+                <w:color w:val="C0392B"/>
+                <w:sz w:val="19"/>
+              </w:rPr>
+              <w:t>。</w:t>
+            </w:r>
+          </w:p>
+        </w:tc>
+        <w:tc>
+          <w:tcPr>
+            <w:tcW w:type="dxa" w:w="1020"/>
+            <w:shd w:fill="FFF3E0"/>
+          </w:tcPr>
+          <w:p>
+            <w:pPr>
+              <w:jc w:val="center"/>
+            </w:pPr>
+            <w:r>
+              <w:rPr>
+                <w:rFonts w:ascii="PingFang SC" w:hAnsi="PingFang SC" w:eastAsia="PingFang SC"/>
+                <w:b w:val="0"/>
+                <w:color w:val="C0392B"/>
+                <w:sz w:val="19"/>
+              </w:rPr>
+              <w:t>管理员</w:t>
+            </w:r>
+          </w:p>
+        </w:tc>
+        <w:tc>
+          <w:tcPr>
+            <w:tcW w:type="dxa" w:w="3175"/>
+            <w:shd w:fill="FFF3E0"/>
+          </w:tcPr>
+          <w:p>
+            <w:r>
+              <w:rPr>
+                <w:rFonts w:ascii="PingFang SC" w:hAnsi="PingFang SC" w:eastAsia="PingFang SC"/>
+                <w:b w:val="0"/>
+                <w:sz w:val="19"/>
+              </w:rPr>
+              <w:t>查看指定角色的弧长情况，内容格式同「我的弧长」</w:t>
+            </w:r>
+          </w:p>
+        </w:tc>
+        <w:tc>
+          <w:tcPr>
+            <w:tcW w:type="dxa" w:w="3175"/>
+            <w:shd w:fill="FFF3E0"/>
+          </w:tcPr>
+          <w:p>
+            <w:r>
+              <w:rPr>
+                <w:rFonts w:ascii="PingFang SC" w:hAnsi="PingFang SC" w:eastAsia="PingFang SC"/>
+                <w:b w:val="0"/>
+                <w:sz w:val="19"/>
+              </w:rPr>
+              <w:t>。查看弧长 张三</w:t>
+            </w:r>
+          </w:p>
+        </w:tc>
+      </w:tr>
+      <w:tr>
+        <w:tc>
+          <w:tcPr>
+            <w:tcW w:type="dxa" w:w="1928"/>
+            <w:shd w:fill="FFF3E0"/>
+          </w:tcPr>
+          <w:p>
+            <w:r>
+              <w:rPr>
+                <w:rFonts w:ascii="PingFang SC" w:hAnsi="PingFang SC" w:eastAsia="PingFang SC"/>
+                <w:b/>
+                <w:sz w:val="19"/>
+              </w:rPr>
+              <w:t>修复耗时统计 [角色名]</w:t>
+            </w:r>
+          </w:p>
+        </w:tc>
+        <w:tc>
+          <w:tcPr>
+            <w:tcW w:type="dxa" w:w="680"/>
+            <w:shd w:fill="FFF3E0"/>
+          </w:tcPr>
+          <w:p>
+            <w:pPr>
+              <w:jc w:val="center"/>
+            </w:pPr>
+            <w:r>
+              <w:rPr>
+                <w:rFonts w:ascii="PingFang SC" w:hAnsi="PingFang SC" w:eastAsia="PingFang SC"/>
+                <w:b w:val="0"/>
+                <w:color w:val="C0392B"/>
+                <w:sz w:val="19"/>
+              </w:rPr>
+              <w:t>。</w:t>
+            </w:r>
+          </w:p>
+        </w:tc>
+        <w:tc>
+          <w:tcPr>
+            <w:tcW w:type="dxa" w:w="1020"/>
+            <w:shd w:fill="FFF3E0"/>
+          </w:tcPr>
+          <w:p>
+            <w:pPr>
+              <w:jc w:val="center"/>
+            </w:pPr>
+            <w:r>
+              <w:rPr>
+                <w:rFonts w:ascii="PingFang SC" w:hAnsi="PingFang SC" w:eastAsia="PingFang SC"/>
+                <w:b w:val="0"/>
+                <w:color w:val="C0392B"/>
+                <w:sz w:val="19"/>
+              </w:rPr>
+              <w:t>管理员</w:t>
+            </w:r>
+          </w:p>
+        </w:tc>
+        <w:tc>
+          <w:tcPr>
+            <w:tcW w:type="dxa" w:w="3175"/>
+            <w:shd w:fill="FFF3E0"/>
+          </w:tcPr>
+          <w:p>
+            <w:r>
+              <w:rPr>
+                <w:rFonts w:ascii="PingFang SC" w:hAnsi="PingFang SC" w:eastAsia="PingFang SC"/>
+                <w:b w:val="0"/>
+                <w:sz w:val="19"/>
+              </w:rPr>
+              <w:t>自动检测并清除异常的回复耗时数据，正常数据保留</w:t>
+            </w:r>
+          </w:p>
+        </w:tc>
+        <w:tc>
+          <w:tcPr>
+            <w:tcW w:type="dxa" w:w="3175"/>
+            <w:shd w:fill="FFF3E0"/>
+          </w:tcPr>
+          <w:p>
+            <w:r>
+              <w:rPr>
+                <w:rFonts w:ascii="PingFang SC" w:hAnsi="PingFang SC" w:eastAsia="PingFang SC"/>
+                <w:b w:val="0"/>
+                <w:sz w:val="19"/>
+              </w:rPr>
+              <w:t>。修复耗时统计 / 。修复耗时统计 张三</w:t>
+            </w:r>
+          </w:p>
+        </w:tc>
+      </w:tr>
+      <w:tr>
+        <w:tc>
+          <w:tcPr>
+            <w:tcW w:type="dxa" w:w="1928"/>
+            <w:shd w:fill="FFF3E0"/>
+          </w:tcPr>
+          <w:p>
+            <w:r>
+              <w:rPr>
+                <w:rFonts w:ascii="PingFang SC" w:hAnsi="PingFang SC" w:eastAsia="PingFang SC"/>
+                <w:b/>
+                <w:sz w:val="19"/>
+              </w:rPr>
+              <w:t>约会数据体检 [修复]</w:t>
+            </w:r>
+          </w:p>
+        </w:tc>
+        <w:tc>
+          <w:tcPr>
+            <w:tcW w:type="dxa" w:w="680"/>
+            <w:shd w:fill="FFF3E0"/>
+          </w:tcPr>
+          <w:p>
+            <w:pPr>
+              <w:jc w:val="center"/>
+            </w:pPr>
+            <w:r>
+              <w:rPr>
+                <w:rFonts w:ascii="PingFang SC" w:hAnsi="PingFang SC" w:eastAsia="PingFang SC"/>
+                <w:b w:val="0"/>
+                <w:color w:val="C0392B"/>
+                <w:sz w:val="19"/>
+              </w:rPr>
+              <w:t>。</w:t>
+            </w:r>
+          </w:p>
+        </w:tc>
+        <w:tc>
+          <w:tcPr>
+            <w:tcW w:type="dxa" w:w="1020"/>
+            <w:shd w:fill="FFF3E0"/>
+          </w:tcPr>
+          <w:p>
+            <w:pPr>
+              <w:jc w:val="center"/>
+            </w:pPr>
+            <w:r>
+              <w:rPr>
+                <w:rFonts w:ascii="PingFang SC" w:hAnsi="PingFang SC" w:eastAsia="PingFang SC"/>
+                <w:b w:val="0"/>
+                <w:color w:val="C0392B"/>
+                <w:sz w:val="19"/>
+              </w:rPr>
+              <w:t>管理员</w:t>
+            </w:r>
+          </w:p>
+        </w:tc>
+        <w:tc>
+          <w:tcPr>
+            <w:tcW w:type="dxa" w:w="3175"/>
+            <w:shd w:fill="FFF3E0"/>
+          </w:tcPr>
+          <w:p>
+            <w:r>
+              <w:rPr>
+                <w:rFonts w:ascii="PingFang SC" w:hAnsi="PingFang SC" w:eastAsia="PingFang SC"/>
+                <w:b w:val="0"/>
+                <w:sz w:val="19"/>
+              </w:rPr>
+              <w:t>核对约会相关的四份存储是否一致，排查孤儿占用/残留记录；不加参数仅报告问题，加「修复」会清理可安全判定为垃圾的残留记录（不影响占用中的群）</w:t>
+            </w:r>
+          </w:p>
+        </w:tc>
+        <w:tc>
+          <w:tcPr>
+            <w:tcW w:type="dxa" w:w="3175"/>
+            <w:shd w:fill="FFF3E0"/>
+          </w:tcPr>
+          <w:p>
+            <w:r>
+              <w:rPr>
+                <w:rFonts w:ascii="PingFang SC" w:hAnsi="PingFang SC" w:eastAsia="PingFang SC"/>
+                <w:b w:val="0"/>
+                <w:sz w:val="19"/>
+              </w:rPr>
+              <w:t>。约会数据体检 / 。约会数据体检 修复</w:t>
             </w:r>
           </w:p>
         </w:tc>
@@ -10448,7 +11076,7 @@
         <w:tc>
           <w:tcPr>
             <w:tcW w:type="dxa" w:w="1928"/>
-            <w:shd w:fill="F0FFF4"/>
+            <w:shd w:fill="FFF3E0"/>
           </w:tcPr>
           <w:p>
             <w:r>
@@ -10457,24 +11085,24 @@
                 <w:b/>
                 <w:sz w:val="19"/>
               </w:rPr>
-              <w:t>查看装备</w:t>
+              <w:t>装备 列表</w:t>
             </w:r>
           </w:p>
         </w:tc>
         <w:tc>
           <w:tcPr>
             <w:tcW w:type="dxa" w:w="680"/>
-            <w:shd w:fill="F0FFF4"/>
-          </w:tcPr>
-          <w:p>
-            <w:pPr>
-              <w:jc w:val="center"/>
-            </w:pPr>
-            <w:r>
-              <w:rPr>
-                <w:rFonts w:ascii="PingFang SC" w:hAnsi="PingFang SC" w:eastAsia="PingFang SC"/>
-                <w:b w:val="0"/>
-                <w:color w:val="1A7A3F"/>
+            <w:shd w:fill="FFF3E0"/>
+          </w:tcPr>
+          <w:p>
+            <w:pPr>
+              <w:jc w:val="center"/>
+            </w:pPr>
+            <w:r>
+              <w:rPr>
+                <w:rFonts w:ascii="PingFang SC" w:hAnsi="PingFang SC" w:eastAsia="PingFang SC"/>
+                <w:b w:val="0"/>
+                <w:color w:val="C0392B"/>
                 <w:sz w:val="19"/>
               </w:rPr>
               <w:t>。</w:t>
@@ -10484,52 +11112,52 @@
         <w:tc>
           <w:tcPr>
             <w:tcW w:type="dxa" w:w="1020"/>
-            <w:shd w:fill="F0FFF4"/>
-          </w:tcPr>
-          <w:p>
-            <w:pPr>
-              <w:jc w:val="center"/>
-            </w:pPr>
-            <w:r>
-              <w:rPr>
-                <w:rFonts w:ascii="PingFang SC" w:hAnsi="PingFang SC" w:eastAsia="PingFang SC"/>
-                <w:b w:val="0"/>
-                <w:color w:val="1A7A3F"/>
-                <w:sz w:val="19"/>
-              </w:rPr>
-              <w:t>玩家</w:t>
-            </w:r>
-          </w:p>
-        </w:tc>
-        <w:tc>
-          <w:tcPr>
-            <w:tcW w:type="dxa" w:w="3175"/>
-            <w:shd w:fill="F0FFF4"/>
-          </w:tcPr>
-          <w:p>
-            <w:r>
-              <w:rPr>
-                <w:rFonts w:ascii="PingFang SC" w:hAnsi="PingFang SC" w:eastAsia="PingFang SC"/>
-                <w:b w:val="0"/>
-                <w:sz w:val="19"/>
-              </w:rPr>
-              <w:t>显示自己当前所有槽位的装备及总属性加成</w:t>
-            </w:r>
-          </w:p>
-        </w:tc>
-        <w:tc>
-          <w:tcPr>
-            <w:tcW w:type="dxa" w:w="3175"/>
-            <w:shd w:fill="F0FFF4"/>
-          </w:tcPr>
-          <w:p>
-            <w:r>
-              <w:rPr>
-                <w:rFonts w:ascii="PingFang SC" w:hAnsi="PingFang SC" w:eastAsia="PingFang SC"/>
-                <w:b w:val="0"/>
-                <w:sz w:val="19"/>
-              </w:rPr>
-              <w:t>。查看装备</w:t>
+            <w:shd w:fill="FFF3E0"/>
+          </w:tcPr>
+          <w:p>
+            <w:pPr>
+              <w:jc w:val="center"/>
+            </w:pPr>
+            <w:r>
+              <w:rPr>
+                <w:rFonts w:ascii="PingFang SC" w:hAnsi="PingFang SC" w:eastAsia="PingFang SC"/>
+                <w:b w:val="0"/>
+                <w:color w:val="C0392B"/>
+                <w:sz w:val="19"/>
+              </w:rPr>
+              <w:t>管理员</w:t>
+            </w:r>
+          </w:p>
+        </w:tc>
+        <w:tc>
+          <w:tcPr>
+            <w:tcW w:type="dxa" w:w="3175"/>
+            <w:shd w:fill="FFF3E0"/>
+          </w:tcPr>
+          <w:p>
+            <w:r>
+              <w:rPr>
+                <w:rFonts w:ascii="PingFang SC" w:hAnsi="PingFang SC" w:eastAsia="PingFang SC"/>
+                <w:b w:val="0"/>
+                <w:sz w:val="19"/>
+              </w:rPr>
+              <w:t>查看所有已注册装备（代码/名称/槽位/属性）</w:t>
+            </w:r>
+          </w:p>
+        </w:tc>
+        <w:tc>
+          <w:tcPr>
+            <w:tcW w:type="dxa" w:w="3175"/>
+            <w:shd w:fill="FFF3E0"/>
+          </w:tcPr>
+          <w:p>
+            <w:r>
+              <w:rPr>
+                <w:rFonts w:ascii="PingFang SC" w:hAnsi="PingFang SC" w:eastAsia="PingFang SC"/>
+                <w:b w:val="0"/>
+                <w:sz w:val="19"/>
+              </w:rPr>
+              <w:t>。装备 列表</w:t>
             </w:r>
           </w:p>
         </w:tc>
@@ -10538,7 +11166,7 @@
         <w:tc>
           <w:tcPr>
             <w:tcW w:type="dxa" w:w="1928"/>
-            <w:shd w:fill="FFF3E0"/>
+            <w:shd w:fill="F0FFF4"/>
           </w:tcPr>
           <w:p>
             <w:r>
@@ -10547,24 +11175,24 @@
                 <w:b/>
                 <w:sz w:val="19"/>
               </w:rPr>
-              <w:t>装备列表</w:t>
+              <w:t>装备 详情 [装备码]</w:t>
             </w:r>
           </w:p>
         </w:tc>
         <w:tc>
           <w:tcPr>
             <w:tcW w:type="dxa" w:w="680"/>
-            <w:shd w:fill="FFF3E0"/>
-          </w:tcPr>
-          <w:p>
-            <w:pPr>
-              <w:jc w:val="center"/>
-            </w:pPr>
-            <w:r>
-              <w:rPr>
-                <w:rFonts w:ascii="PingFang SC" w:hAnsi="PingFang SC" w:eastAsia="PingFang SC"/>
-                <w:b w:val="0"/>
-                <w:color w:val="C0392B"/>
+            <w:shd w:fill="F0FFF4"/>
+          </w:tcPr>
+          <w:p>
+            <w:pPr>
+              <w:jc w:val="center"/>
+            </w:pPr>
+            <w:r>
+              <w:rPr>
+                <w:rFonts w:ascii="PingFang SC" w:hAnsi="PingFang SC" w:eastAsia="PingFang SC"/>
+                <w:b w:val="0"/>
+                <w:color w:val="1A7A3F"/>
                 <w:sz w:val="19"/>
               </w:rPr>
               <w:t>。</w:t>
@@ -10574,76 +11202,6 @@
         <w:tc>
           <w:tcPr>
             <w:tcW w:type="dxa" w:w="1020"/>
-            <w:shd w:fill="FFF3E0"/>
-          </w:tcPr>
-          <w:p>
-            <w:pPr>
-              <w:jc w:val="center"/>
-            </w:pPr>
-            <w:r>
-              <w:rPr>
-                <w:rFonts w:ascii="PingFang SC" w:hAnsi="PingFang SC" w:eastAsia="PingFang SC"/>
-                <w:b w:val="0"/>
-                <w:color w:val="C0392B"/>
-                <w:sz w:val="19"/>
-              </w:rPr>
-              <w:t>管理员</w:t>
-            </w:r>
-          </w:p>
-        </w:tc>
-        <w:tc>
-          <w:tcPr>
-            <w:tcW w:type="dxa" w:w="3175"/>
-            <w:shd w:fill="FFF3E0"/>
-          </w:tcPr>
-          <w:p>
-            <w:r>
-              <w:rPr>
-                <w:rFonts w:ascii="PingFang SC" w:hAnsi="PingFang SC" w:eastAsia="PingFang SC"/>
-                <w:b w:val="0"/>
-                <w:sz w:val="19"/>
-              </w:rPr>
-              <w:t>查看所有已注册装备（代码/名称/槽位/属性）</w:t>
-            </w:r>
-          </w:p>
-        </w:tc>
-        <w:tc>
-          <w:tcPr>
-            <w:tcW w:type="dxa" w:w="3175"/>
-            <w:shd w:fill="FFF3E0"/>
-          </w:tcPr>
-          <w:p>
-            <w:r>
-              <w:rPr>
-                <w:rFonts w:ascii="PingFang SC" w:hAnsi="PingFang SC" w:eastAsia="PingFang SC"/>
-                <w:b w:val="0"/>
-                <w:sz w:val="19"/>
-              </w:rPr>
-              <w:t>。装备列表</w:t>
-            </w:r>
-          </w:p>
-        </w:tc>
-      </w:tr>
-      <w:tr>
-        <w:tc>
-          <w:tcPr>
-            <w:tcW w:type="dxa" w:w="1928"/>
-            <w:shd w:fill="F0FFF4"/>
-          </w:tcPr>
-          <w:p>
-            <w:r>
-              <w:rPr>
-                <w:rFonts w:ascii="PingFang SC" w:hAnsi="PingFang SC" w:eastAsia="PingFang SC"/>
-                <w:b/>
-                <w:sz w:val="19"/>
-              </w:rPr>
-              <w:t>装备详情 [装备码]</w:t>
-            </w:r>
-          </w:p>
-        </w:tc>
-        <w:tc>
-          <w:tcPr>
-            <w:tcW w:type="dxa" w:w="680"/>
             <w:shd w:fill="F0FFF4"/>
           </w:tcPr>
           <w:p>
@@ -10657,26 +11215,6 @@
                 <w:color w:val="1A7A3F"/>
                 <w:sz w:val="19"/>
               </w:rPr>
-              <w:t>。</w:t>
-            </w:r>
-          </w:p>
-        </w:tc>
-        <w:tc>
-          <w:tcPr>
-            <w:tcW w:type="dxa" w:w="1020"/>
-            <w:shd w:fill="F0FFF4"/>
-          </w:tcPr>
-          <w:p>
-            <w:pPr>
-              <w:jc w:val="center"/>
-            </w:pPr>
-            <w:r>
-              <w:rPr>
-                <w:rFonts w:ascii="PingFang SC" w:hAnsi="PingFang SC" w:eastAsia="PingFang SC"/>
-                <w:b w:val="0"/>
-                <w:color w:val="1A7A3F"/>
-                <w:sz w:val="19"/>
-              </w:rPr>
               <w:t>玩家</w:t>
             </w:r>
           </w:p>
@@ -10709,7 +11247,7 @@
                 <w:b w:val="0"/>
                 <w:sz w:val="19"/>
               </w:rPr>
-              <w:t>。装备详情 EQUIP_001</w:t>
+              <w:t>。装备 详情 EQUIP_001</w:t>
             </w:r>
           </w:p>
         </w:tc>
@@ -12646,7 +13184,7 @@
                 <w:b/>
                 <w:sz w:val="19"/>
               </w:rPr>
-              <w:t>交易设定 [每日上限/冷却/查看]</w:t>
+              <w:t>交易 设定 [每日上限/冷却/查看]</w:t>
             </w:r>
           </w:p>
         </w:tc>
@@ -12702,23 +13240,23 @@
                 <w:b w:val="0"/>
                 <w:sz w:val="19"/>
               </w:rPr>
-              <w:t>设置每人每日最多完成笔数（0=不限）及完成后冷却时间（分钟，0=不限）</w:t>
-            </w:r>
-          </w:p>
-        </w:tc>
-        <w:tc>
-          <w:tcPr>
-            <w:tcW w:type="dxa" w:w="3175"/>
-            <w:shd w:fill="FFF3E0"/>
-          </w:tcPr>
-          <w:p>
-            <w:r>
-              <w:rPr>
-                <w:rFonts w:ascii="PingFang SC" w:hAnsi="PingFang SC" w:eastAsia="PingFang SC"/>
-                <w:b w:val="0"/>
-                <w:sz w:val="19"/>
-              </w:rPr>
-              <w:t>。交易设定 每日上限 3 / 。交易设定 冷却 30</w:t>
+              <w:t>设置每人每日最多完成笔数（0=不限）及完成后冷却时间（分钟，0=不限），为「交易」命令的子命令</w:t>
+            </w:r>
+          </w:p>
+        </w:tc>
+        <w:tc>
+          <w:tcPr>
+            <w:tcW w:type="dxa" w:w="3175"/>
+            <w:shd w:fill="FFF3E0"/>
+          </w:tcPr>
+          <w:p>
+            <w:r>
+              <w:rPr>
+                <w:rFonts w:ascii="PingFang SC" w:hAnsi="PingFang SC" w:eastAsia="PingFang SC"/>
+                <w:b w:val="0"/>
+                <w:sz w:val="19"/>
+              </w:rPr>
+              <w:t>。交易 设定 每日上限 3 / 。交易 设定 冷却 30</w:t>
             </w:r>
           </w:p>
         </w:tc>
@@ -13686,6 +14224,95 @@
                 <w:sz w:val="19"/>
               </w:rPr>
               <w:t>查看今日物品使用记录（默认20条）</w:t>
+            </w:r>
+          </w:p>
+        </w:tc>
+        <w:tc>
+          <w:tcPr>
+            <w:tcW w:type="dxa" w:w="3175"/>
+            <w:shd w:fill="FFF3E0"/>
+          </w:tcPr>
+          <w:p>
+            <w:r>
+              <w:rPr>
+                <w:rFonts w:ascii="PingFang SC" w:hAnsi="PingFang SC" w:eastAsia="PingFang SC"/>
+                <w:b w:val="0"/>
+                <w:sz w:val="19"/>
+              </w:rPr>
+            </w:r>
+          </w:p>
+        </w:tc>
+      </w:tr>
+      <w:tr>
+        <w:tc>
+          <w:tcPr>
+            <w:tcW w:type="dxa" w:w="1928"/>
+            <w:shd w:fill="FFF3E0"/>
+          </w:tcPr>
+          <w:p>
+            <w:r>
+              <w:rPr>
+                <w:rFonts w:ascii="PingFang SC" w:hAnsi="PingFang SC" w:eastAsia="PingFang SC"/>
+                <w:b/>
+                <w:sz w:val="19"/>
+              </w:rPr>
+              <w:t>修复商城货币</w:t>
+            </w:r>
+          </w:p>
+        </w:tc>
+        <w:tc>
+          <w:tcPr>
+            <w:tcW w:type="dxa" w:w="680"/>
+            <w:shd w:fill="FFF3E0"/>
+          </w:tcPr>
+          <w:p>
+            <w:pPr>
+              <w:jc w:val="center"/>
+            </w:pPr>
+            <w:r>
+              <w:rPr>
+                <w:rFonts w:ascii="PingFang SC" w:hAnsi="PingFang SC" w:eastAsia="PingFang SC"/>
+                <w:b w:val="0"/>
+                <w:color w:val="C0392B"/>
+                <w:sz w:val="19"/>
+              </w:rPr>
+              <w:t>。</w:t>
+            </w:r>
+          </w:p>
+        </w:tc>
+        <w:tc>
+          <w:tcPr>
+            <w:tcW w:type="dxa" w:w="1020"/>
+            <w:shd w:fill="FFF3E0"/>
+          </w:tcPr>
+          <w:p>
+            <w:pPr>
+              <w:jc w:val="center"/>
+            </w:pPr>
+            <w:r>
+              <w:rPr>
+                <w:rFonts w:ascii="PingFang SC" w:hAnsi="PingFang SC" w:eastAsia="PingFang SC"/>
+                <w:b w:val="0"/>
+                <w:color w:val="C0392B"/>
+                <w:sz w:val="19"/>
+              </w:rPr>
+              <w:t>管理员</w:t>
+            </w:r>
+          </w:p>
+        </w:tc>
+        <w:tc>
+          <w:tcPr>
+            <w:tcW w:type="dxa" w:w="3175"/>
+            <w:shd w:fill="FFF3E0"/>
+          </w:tcPr>
+          <w:p>
+            <w:r>
+              <w:rPr>
+                <w:rFonts w:ascii="PingFang SC" w:hAnsi="PingFang SC" w:eastAsia="PingFang SC"/>
+                <w:b w:val="0"/>
+                <w:sz w:val="19"/>
+              </w:rPr>
+              <w:t>按货币名重新匹配商城/二手市场挂单里的货币 code；用于货币被删除重建后，老挂单出现「背包有余额但购买提示不足」的情况</w:t>
             </w:r>
           </w:p>
         </w:tc>
@@ -18524,7 +19151,7 @@
                 <w:b/>
                 <w:sz w:val="19"/>
               </w:rPr>
-              <w:t>发送信件 [收件人] [内容]</w:t>
+              <w:t>发送信件</w:t>
             </w:r>
           </w:p>
         </w:tc>
@@ -18544,7 +19171,7 @@
                 <w:color w:val="1A7A3F"/>
                 <w:sz w:val="19"/>
               </w:rPr>
-              <w:t>。</w:t>
+              <w:t>。/</w:t>
             </w:r>
           </w:p>
         </w:tc>
@@ -18580,23 +19207,23 @@
                 <w:b w:val="0"/>
                 <w:sz w:val="19"/>
               </w:rPr>
-              <w:t>发送正式信件给另一角色</w:t>
-            </w:r>
-          </w:p>
-        </w:tc>
-        <w:tc>
-          <w:tcPr>
-            <w:tcW w:type="dxa" w:w="3175"/>
-            <w:shd w:fill="F0FFF4"/>
-          </w:tcPr>
-          <w:p>
-            <w:r>
-              <w:rPr>
-                <w:rFonts w:ascii="PingFang SC" w:hAnsi="PingFang SC" w:eastAsia="PingFang SC"/>
-                <w:b w:val="0"/>
-                <w:sz w:val="19"/>
-              </w:rPr>
-              <w:t>。发送信件 张三 亲爱的张三，一别已是经年...</w:t>
+              <w:t>发送正式信件给另一角色（多行标签格式，不加。号也能直接触发）</w:t>
+            </w:r>
+          </w:p>
+        </w:tc>
+        <w:tc>
+          <w:tcPr>
+            <w:tcW w:type="dxa" w:w="3175"/>
+            <w:shd w:fill="F0FFF4"/>
+          </w:tcPr>
+          <w:p>
+            <w:r>
+              <w:rPr>
+                <w:rFonts w:ascii="PingFang SC" w:hAnsi="PingFang SC" w:eastAsia="PingFang SC"/>
+                <w:b w:val="0"/>
+                <w:sz w:val="19"/>
+              </w:rPr>
+              <w:t>发送信件 / 【收件人】张三 / 【内容】亲爱的张三，一别已是经年... / 【日期】选填 / 【附件】选填 / 【署名】选填，默认为本角色名</w:t>
             </w:r>
           </w:p>
         </w:tc>
@@ -18961,7 +19588,7 @@
         <w:tc>
           <w:tcPr>
             <w:tcW w:type="dxa" w:w="1928"/>
-            <w:shd w:fill="FFF3E0"/>
+            <w:shd w:fill="F0FFF4"/>
           </w:tcPr>
           <w:p>
             <w:r>
@@ -18970,24 +19597,112 @@
                 <w:b/>
                 <w:sz w:val="19"/>
               </w:rPr>
-              <w:t>羽毛笔修改 [信件编号]</w:t>
+              <w:t>写信综指南</w:t>
             </w:r>
           </w:p>
         </w:tc>
         <w:tc>
           <w:tcPr>
             <w:tcW w:type="dxa" w:w="680"/>
-            <w:shd w:fill="FFF3E0"/>
-          </w:tcPr>
-          <w:p>
-            <w:pPr>
-              <w:jc w:val="center"/>
-            </w:pPr>
-            <w:r>
-              <w:rPr>
-                <w:rFonts w:ascii="PingFang SC" w:hAnsi="PingFang SC" w:eastAsia="PingFang SC"/>
-                <w:b w:val="0"/>
-                <w:color w:val="C0392B"/>
+            <w:shd w:fill="F0FFF4"/>
+          </w:tcPr>
+          <w:p>
+            <w:pPr>
+              <w:jc w:val="center"/>
+            </w:pPr>
+            <w:r>
+              <w:rPr>
+                <w:rFonts w:ascii="PingFang SC" w:hAnsi="PingFang SC" w:eastAsia="PingFang SC"/>
+                <w:b w:val="0"/>
+                <w:color w:val="1A7A3F"/>
+                <w:sz w:val="19"/>
+              </w:rPr>
+            </w:r>
+          </w:p>
+        </w:tc>
+        <w:tc>
+          <w:tcPr>
+            <w:tcW w:type="dxa" w:w="1020"/>
+            <w:shd w:fill="F0FFF4"/>
+          </w:tcPr>
+          <w:p>
+            <w:pPr>
+              <w:jc w:val="center"/>
+            </w:pPr>
+            <w:r>
+              <w:rPr>
+                <w:rFonts w:ascii="PingFang SC" w:hAnsi="PingFang SC" w:eastAsia="PingFang SC"/>
+                <w:b w:val="0"/>
+                <w:color w:val="1A7A3F"/>
+                <w:sz w:val="19"/>
+              </w:rPr>
+              <w:t>玩家</w:t>
+            </w:r>
+          </w:p>
+        </w:tc>
+        <w:tc>
+          <w:tcPr>
+            <w:tcW w:type="dxa" w:w="3175"/>
+            <w:shd w:fill="F0FFF4"/>
+          </w:tcPr>
+          <w:p>
+            <w:r>
+              <w:rPr>
+                <w:rFonts w:ascii="PingFang SC" w:hAnsi="PingFang SC" w:eastAsia="PingFang SC"/>
+                <w:b w:val="0"/>
+                <w:sz w:val="19"/>
+              </w:rPr>
+              <w:t>无句号版，查看写信综玩家使用说明（私约/信件/短信/送礼/道具等）；与上一条管理员版是两条不同指令，靠有无。号区分</w:t>
+            </w:r>
+          </w:p>
+        </w:tc>
+        <w:tc>
+          <w:tcPr>
+            <w:tcW w:type="dxa" w:w="3175"/>
+            <w:shd w:fill="F0FFF4"/>
+          </w:tcPr>
+          <w:p>
+            <w:r>
+              <w:rPr>
+                <w:rFonts w:ascii="PingFang SC" w:hAnsi="PingFang SC" w:eastAsia="PingFang SC"/>
+                <w:b w:val="0"/>
+                <w:sz w:val="19"/>
+              </w:rPr>
+            </w:r>
+          </w:p>
+        </w:tc>
+      </w:tr>
+      <w:tr>
+        <w:tc>
+          <w:tcPr>
+            <w:tcW w:type="dxa" w:w="1928"/>
+            <w:shd w:fill="F0FFF4"/>
+          </w:tcPr>
+          <w:p>
+            <w:r>
+              <w:rPr>
+                <w:rFonts w:ascii="PingFang SC" w:hAnsi="PingFang SC" w:eastAsia="PingFang SC"/>
+                <w:b/>
+                <w:sz w:val="19"/>
+              </w:rPr>
+              <w:t>羽毛笔修改 [序号] [新内容]</w:t>
+            </w:r>
+          </w:p>
+        </w:tc>
+        <w:tc>
+          <w:tcPr>
+            <w:tcW w:type="dxa" w:w="680"/>
+            <w:shd w:fill="F0FFF4"/>
+          </w:tcPr>
+          <w:p>
+            <w:pPr>
+              <w:jc w:val="center"/>
+            </w:pPr>
+            <w:r>
+              <w:rPr>
+                <w:rFonts w:ascii="PingFang SC" w:hAnsi="PingFang SC" w:eastAsia="PingFang SC"/>
+                <w:b w:val="0"/>
+                <w:color w:val="1A7A3F"/>
                 <w:sz w:val="19"/>
               </w:rPr>
               <w:t>。</w:t>
@@ -18997,51 +19712,52 @@
         <w:tc>
           <w:tcPr>
             <w:tcW w:type="dxa" w:w="1020"/>
-            <w:shd w:fill="FFF3E0"/>
-          </w:tcPr>
-          <w:p>
-            <w:pPr>
-              <w:jc w:val="center"/>
-            </w:pPr>
-            <w:r>
-              <w:rPr>
-                <w:rFonts w:ascii="PingFang SC" w:hAnsi="PingFang SC" w:eastAsia="PingFang SC"/>
-                <w:b w:val="0"/>
-                <w:color w:val="C0392B"/>
-                <w:sz w:val="19"/>
-              </w:rPr>
-              <w:t>管理员</w:t>
-            </w:r>
-          </w:p>
-        </w:tc>
-        <w:tc>
-          <w:tcPr>
-            <w:tcW w:type="dxa" w:w="3175"/>
-            <w:shd w:fill="FFF3E0"/>
-          </w:tcPr>
-          <w:p>
-            <w:r>
-              <w:rPr>
-                <w:rFonts w:ascii="PingFang SC" w:hAnsi="PingFang SC" w:eastAsia="PingFang SC"/>
-                <w:b w:val="0"/>
-                <w:sz w:val="19"/>
-              </w:rPr>
-              <w:t>查看或修改截获的信件内容</w:t>
-            </w:r>
-          </w:p>
-        </w:tc>
-        <w:tc>
-          <w:tcPr>
-            <w:tcW w:type="dxa" w:w="3175"/>
-            <w:shd w:fill="FFF3E0"/>
-          </w:tcPr>
-          <w:p>
-            <w:r>
-              <w:rPr>
-                <w:rFonts w:ascii="PingFang SC" w:hAnsi="PingFang SC" w:eastAsia="PingFang SC"/>
-                <w:b w:val="0"/>
-                <w:sz w:val="19"/>
-              </w:rPr>
+            <w:shd w:fill="F0FFF4"/>
+          </w:tcPr>
+          <w:p>
+            <w:pPr>
+              <w:jc w:val="center"/>
+            </w:pPr>
+            <w:r>
+              <w:rPr>
+                <w:rFonts w:ascii="PingFang SC" w:hAnsi="PingFang SC" w:eastAsia="PingFang SC"/>
+                <w:b w:val="0"/>
+                <w:color w:val="1A7A3F"/>
+                <w:sz w:val="19"/>
+              </w:rPr>
+              <w:t>玩家</w:t>
+            </w:r>
+          </w:p>
+        </w:tc>
+        <w:tc>
+          <w:tcPr>
+            <w:tcW w:type="dxa" w:w="3175"/>
+            <w:shd w:fill="F0FFF4"/>
+          </w:tcPr>
+          <w:p>
+            <w:r>
+              <w:rPr>
+                <w:rFonts w:ascii="PingFang SC" w:hAnsi="PingFang SC" w:eastAsia="PingFang SC"/>
+                <w:b w:val="0"/>
+                <w:sz w:val="19"/>
+              </w:rPr>
+              <w:t>查看被羽毛笔截获的待改信件清单，或指定序号修改后发出</w:t>
+            </w:r>
+          </w:p>
+        </w:tc>
+        <w:tc>
+          <w:tcPr>
+            <w:tcW w:type="dxa" w:w="3175"/>
+            <w:shd w:fill="F0FFF4"/>
+          </w:tcPr>
+          <w:p>
+            <w:r>
+              <w:rPr>
+                <w:rFonts w:ascii="PingFang SC" w:hAnsi="PingFang SC" w:eastAsia="PingFang SC"/>
+                <w:b w:val="0"/>
+                <w:sz w:val="19"/>
+              </w:rPr>
+              <w:t>羽毛笔修改  ← 查看清单 / 。羽毛笔修改 1 新的信件内容</w:t>
             </w:r>
           </w:p>
         </w:tc>
@@ -21468,22 +22184,23 @@
                 <w:b w:val="0"/>
                 <w:sz w:val="19"/>
               </w:rPr>
-              <w:t>一键补全缺失的系统默认配置</w:t>
-            </w:r>
-          </w:p>
-        </w:tc>
-        <w:tc>
-          <w:tcPr>
-            <w:tcW w:type="dxa" w:w="3175"/>
-            <w:shd w:fill="FFF3E0"/>
-          </w:tcPr>
-          <w:p>
-            <w:r>
-              <w:rPr>
-                <w:rFonts w:ascii="PingFang SC" w:hAnsi="PingFang SC" w:eastAsia="PingFang SC"/>
-                <w:b w:val="0"/>
-                <w:sz w:val="19"/>
-              </w:rPr>
+              <w:t>一键补全缺失的系统默认配置（优先从存档 UI 拉取）</w:t>
+            </w:r>
+          </w:p>
+        </w:tc>
+        <w:tc>
+          <w:tcPr>
+            <w:tcW w:type="dxa" w:w="3175"/>
+            <w:shd w:fill="FFF3E0"/>
+          </w:tcPr>
+          <w:p>
+            <w:r>
+              <w:rPr>
+                <w:rFonts w:ascii="PingFang SC" w:hAnsi="PingFang SC" w:eastAsia="PingFang SC"/>
+                <w:b w:val="0"/>
+                <w:sz w:val="19"/>
+              </w:rPr>
+              <w:t>。初始化设置</w:t>
             </w:r>
           </w:p>
         </w:tc>
@@ -21646,7 +22363,7 @@
                 <w:b w:val="0"/>
                 <w:sz w:val="19"/>
               </w:rPr>
-              <w:t>将存档网页端所有数据一次性拉取到机器人（配置+注册表+模版+池子+拍卖队列）</w:t>
+              <w:t>将存档网页端所有数据一次性拉取到机器人（配置+注册表+模版+池子+拍卖队列）；网页端新增的待同步物品/装备分配编号后会自动同步回网页，无需再手动推送</w:t>
             </w:r>
           </w:p>
         </w:tc>
@@ -22434,7 +23151,7 @@
                 <w:b/>
                 <w:sz w:val="19"/>
               </w:rPr>
-              <w:t>创建新季度 [恋综名] [复盘/不复盘] [日期范围]</w:t>
+              <w:t>季度指南</w:t>
             </w:r>
           </w:p>
         </w:tc>
@@ -22490,23 +23207,22 @@
                 <w:b w:val="0"/>
                 <w:sz w:val="19"/>
               </w:rPr>
-              <w:t>初始化新一季度数据</w:t>
-            </w:r>
-          </w:p>
-        </w:tc>
-        <w:tc>
-          <w:tcPr>
-            <w:tcW w:type="dxa" w:w="3175"/>
-            <w:shd w:fill="FFF3E0"/>
-          </w:tcPr>
-          <w:p>
-            <w:r>
-              <w:rPr>
-                <w:rFonts w:ascii="PingFang SC" w:hAnsi="PingFang SC" w:eastAsia="PingFang SC"/>
-                <w:b w:val="0"/>
-                <w:sz w:val="19"/>
-              </w:rPr>
-              <w:t>。创建新季度 长日将尽 复盘 0601-0630</w:t>
+              <w:t>★ 查看季度全生命周期涉及的指令清单（开季→进行中→结季），开新一季或收尾前建议先看这条</w:t>
+            </w:r>
+          </w:p>
+        </w:tc>
+        <w:tc>
+          <w:tcPr>
+            <w:tcW w:type="dxa" w:w="3175"/>
+            <w:shd w:fill="FFF3E0"/>
+          </w:tcPr>
+          <w:p>
+            <w:r>
+              <w:rPr>
+                <w:rFonts w:ascii="PingFang SC" w:hAnsi="PingFang SC" w:eastAsia="PingFang SC"/>
+                <w:b w:val="0"/>
+                <w:sz w:val="19"/>
+              </w:rPr>
             </w:r>
           </w:p>
         </w:tc>
@@ -22524,7 +23240,7 @@
                 <w:b/>
                 <w:sz w:val="19"/>
               </w:rPr>
-              <w:t>修改档期 [日期范围] [补戏日期]</w:t>
+              <w:t>创建新季度 [恋综名] [复盘/不复盘] [日期范围]</w:t>
             </w:r>
           </w:p>
         </w:tc>
@@ -22580,23 +23296,23 @@
                 <w:b w:val="0"/>
                 <w:sz w:val="19"/>
               </w:rPr>
-              <w:t>修改本季度的开录日期范围</w:t>
-            </w:r>
-          </w:p>
-        </w:tc>
-        <w:tc>
-          <w:tcPr>
-            <w:tcW w:type="dxa" w:w="3175"/>
-            <w:shd w:fill="FFF3E0"/>
-          </w:tcPr>
-          <w:p>
-            <w:r>
-              <w:rPr>
-                <w:rFonts w:ascii="PingFang SC" w:hAnsi="PingFang SC" w:eastAsia="PingFang SC"/>
-                <w:b w:val="0"/>
-                <w:sz w:val="19"/>
-              </w:rPr>
-              <w:t>。修改档期 0601-0630 0702</w:t>
+              <w:t>初始化新一季度数据</w:t>
+            </w:r>
+          </w:p>
+        </w:tc>
+        <w:tc>
+          <w:tcPr>
+            <w:tcW w:type="dxa" w:w="3175"/>
+            <w:shd w:fill="FFF3E0"/>
+          </w:tcPr>
+          <w:p>
+            <w:r>
+              <w:rPr>
+                <w:rFonts w:ascii="PingFang SC" w:hAnsi="PingFang SC" w:eastAsia="PingFang SC"/>
+                <w:b w:val="0"/>
+                <w:sz w:val="19"/>
+              </w:rPr>
+              <w:t>。创建新季度 长日将尽 复盘 0601-0630</w:t>
             </w:r>
           </w:p>
         </w:tc>
@@ -22614,7 +23330,7 @@
                 <w:b/>
                 <w:sz w:val="19"/>
               </w:rPr>
-              <w:t>结束季度</w:t>
+              <w:t>修改档期 [日期范围] [补戏日期]</w:t>
             </w:r>
           </w:p>
         </w:tc>
@@ -22670,22 +23386,23 @@
                 <w:b w:val="0"/>
                 <w:sz w:val="19"/>
               </w:rPr>
-              <w:t>封存当前季度并获取公开存档链接</w:t>
-            </w:r>
-          </w:p>
-        </w:tc>
-        <w:tc>
-          <w:tcPr>
-            <w:tcW w:type="dxa" w:w="3175"/>
-            <w:shd w:fill="FFF3E0"/>
-          </w:tcPr>
-          <w:p>
-            <w:r>
-              <w:rPr>
-                <w:rFonts w:ascii="PingFang SC" w:hAnsi="PingFang SC" w:eastAsia="PingFang SC"/>
-                <w:b w:val="0"/>
-                <w:sz w:val="19"/>
-              </w:rPr>
+              <w:t>修改本季度的开录日期范围</w:t>
+            </w:r>
+          </w:p>
+        </w:tc>
+        <w:tc>
+          <w:tcPr>
+            <w:tcW w:type="dxa" w:w="3175"/>
+            <w:shd w:fill="FFF3E0"/>
+          </w:tcPr>
+          <w:p>
+            <w:r>
+              <w:rPr>
+                <w:rFonts w:ascii="PingFang SC" w:hAnsi="PingFang SC" w:eastAsia="PingFang SC"/>
+                <w:b w:val="0"/>
+                <w:sz w:val="19"/>
+              </w:rPr>
+              <w:t>。修改档期 0601-0630 0702</w:t>
             </w:r>
           </w:p>
         </w:tc>
@@ -22703,7 +23420,7 @@
                 <w:b/>
                 <w:sz w:val="19"/>
               </w:rPr>
-              <w:t>季末报告 [开启/关闭/状态]</w:t>
+              <w:t>结束季度</w:t>
             </w:r>
           </w:p>
         </w:tc>
@@ -22759,7 +23476,7 @@
                 <w:b w:val="0"/>
                 <w:sz w:val="19"/>
               </w:rPr>
-              <w:t>控制季末报告功能的开启状态</w:t>
+              <w:t>封存当前季度并获取公开存档链接</w:t>
             </w:r>
           </w:p>
         </w:tc>
@@ -22792,7 +23509,7 @@
                 <w:b/>
                 <w:sz w:val="19"/>
               </w:rPr>
-              <w:t>场次状态</w:t>
+              <w:t>季末报告 [开启/关闭/状态]</w:t>
             </w:r>
           </w:p>
         </w:tc>
@@ -22848,7 +23565,7 @@
                 <w:b w:val="0"/>
                 <w:sz w:val="19"/>
               </w:rPr>
-              <w:t>查看所有活跃群组当前写帖进度与结戏奖励条件达成情况（合并转发）</w:t>
+              <w:t>控制季末报告功能的开启状态</w:t>
             </w:r>
           </w:p>
         </w:tc>
@@ -22881,7 +23598,7 @@
                 <w:b/>
                 <w:sz w:val="19"/>
               </w:rPr>
-              <w:t>查奖励情况 [条数]</w:t>
+              <w:t>场次状态</w:t>
             </w:r>
           </w:p>
         </w:tc>
@@ -22937,23 +23654,22 @@
                 <w:b w:val="0"/>
                 <w:sz w:val="19"/>
               </w:rPr>
-              <w:t>从 rp_archive 拉取最近已结束场次，预览各玩家按当前模版应得的奖励（不实际发放）</w:t>
-            </w:r>
-          </w:p>
-        </w:tc>
-        <w:tc>
-          <w:tcPr>
-            <w:tcW w:type="dxa" w:w="3175"/>
-            <w:shd w:fill="FFF3E0"/>
-          </w:tcPr>
-          <w:p>
-            <w:r>
-              <w:rPr>
-                <w:rFonts w:ascii="PingFang SC" w:hAnsi="PingFang SC" w:eastAsia="PingFang SC"/>
-                <w:b w:val="0"/>
-                <w:sz w:val="19"/>
-              </w:rPr>
-              <w:t>。查奖励情况 10</w:t>
+              <w:t>查看所有活跃群组当前写帖进度与结戏奖励条件达成情况（合并转发）</w:t>
+            </w:r>
+          </w:p>
+        </w:tc>
+        <w:tc>
+          <w:tcPr>
+            <w:tcW w:type="dxa" w:w="3175"/>
+            <w:shd w:fill="FFF3E0"/>
+          </w:tcPr>
+          <w:p>
+            <w:r>
+              <w:rPr>
+                <w:rFonts w:ascii="PingFang SC" w:hAnsi="PingFang SC" w:eastAsia="PingFang SC"/>
+                <w:b w:val="0"/>
+                <w:sz w:val="19"/>
+              </w:rPr>
             </w:r>
           </w:p>
         </w:tc>
@@ -22971,6 +23687,96 @@
                 <w:b/>
                 <w:sz w:val="19"/>
               </w:rPr>
+              <w:t>查奖励情况 [条数]</w:t>
+            </w:r>
+          </w:p>
+        </w:tc>
+        <w:tc>
+          <w:tcPr>
+            <w:tcW w:type="dxa" w:w="680"/>
+            <w:shd w:fill="FFF3E0"/>
+          </w:tcPr>
+          <w:p>
+            <w:pPr>
+              <w:jc w:val="center"/>
+            </w:pPr>
+            <w:r>
+              <w:rPr>
+                <w:rFonts w:ascii="PingFang SC" w:hAnsi="PingFang SC" w:eastAsia="PingFang SC"/>
+                <w:b w:val="0"/>
+                <w:color w:val="C0392B"/>
+                <w:sz w:val="19"/>
+              </w:rPr>
+              <w:t>。</w:t>
+            </w:r>
+          </w:p>
+        </w:tc>
+        <w:tc>
+          <w:tcPr>
+            <w:tcW w:type="dxa" w:w="1020"/>
+            <w:shd w:fill="FFF3E0"/>
+          </w:tcPr>
+          <w:p>
+            <w:pPr>
+              <w:jc w:val="center"/>
+            </w:pPr>
+            <w:r>
+              <w:rPr>
+                <w:rFonts w:ascii="PingFang SC" w:hAnsi="PingFang SC" w:eastAsia="PingFang SC"/>
+                <w:b w:val="0"/>
+                <w:color w:val="C0392B"/>
+                <w:sz w:val="19"/>
+              </w:rPr>
+              <w:t>管理员</w:t>
+            </w:r>
+          </w:p>
+        </w:tc>
+        <w:tc>
+          <w:tcPr>
+            <w:tcW w:type="dxa" w:w="3175"/>
+            <w:shd w:fill="FFF3E0"/>
+          </w:tcPr>
+          <w:p>
+            <w:r>
+              <w:rPr>
+                <w:rFonts w:ascii="PingFang SC" w:hAnsi="PingFang SC" w:eastAsia="PingFang SC"/>
+                <w:b w:val="0"/>
+                <w:sz w:val="19"/>
+              </w:rPr>
+              <w:t>从 rp_archive 拉取最近已结束场次，预览各玩家按当前模版应得的奖励（不实际发放）</w:t>
+            </w:r>
+          </w:p>
+        </w:tc>
+        <w:tc>
+          <w:tcPr>
+            <w:tcW w:type="dxa" w:w="3175"/>
+            <w:shd w:fill="FFF3E0"/>
+          </w:tcPr>
+          <w:p>
+            <w:r>
+              <w:rPr>
+                <w:rFonts w:ascii="PingFang SC" w:hAnsi="PingFang SC" w:eastAsia="PingFang SC"/>
+                <w:b w:val="0"/>
+                <w:sz w:val="19"/>
+              </w:rPr>
+              <w:t>。查奖励情况 10</w:t>
+            </w:r>
+          </w:p>
+        </w:tc>
+      </w:tr>
+      <w:tr>
+        <w:tc>
+          <w:tcPr>
+            <w:tcW w:type="dxa" w:w="1928"/>
+            <w:shd w:fill="FFF3E0"/>
+          </w:tcPr>
+          <w:p>
+            <w:r>
+              <w:rPr>
+                <w:rFonts w:ascii="PingFang SC" w:hAnsi="PingFang SC" w:eastAsia="PingFang SC"/>
+                <w:b/>
+                <w:sz w:val="19"/>
+              </w:rPr>
               <w:t>补发奖励 [模版名]</w:t>
             </w:r>
           </w:p>
@@ -23044,6 +23850,183 @@
                 <w:sz w:val="19"/>
               </w:rPr>
               <w:t>。补发奖励 默认模版 / 张三 8 2000 / 李四 6 1500 30</w:t>
+            </w:r>
+          </w:p>
+        </w:tc>
+      </w:tr>
+      <w:tr>
+        <w:tc>
+          <w:tcPr>
+            <w:tcW w:type="dxa" w:w="1928"/>
+            <w:shd w:fill="F0FFF4"/>
+          </w:tcPr>
+          <w:p>
+            <w:r>
+              <w:rPr>
+                <w:rFonts w:ascii="PingFang SC" w:hAnsi="PingFang SC" w:eastAsia="PingFang SC"/>
+                <w:b/>
+                <w:sz w:val="19"/>
+              </w:rPr>
+              <w:t>全部复盘</w:t>
+            </w:r>
+          </w:p>
+        </w:tc>
+        <w:tc>
+          <w:tcPr>
+            <w:tcW w:type="dxa" w:w="680"/>
+            <w:shd w:fill="F0FFF4"/>
+          </w:tcPr>
+          <w:p>
+            <w:pPr>
+              <w:jc w:val="center"/>
+            </w:pPr>
+            <w:r>
+              <w:rPr>
+                <w:rFonts w:ascii="PingFang SC" w:hAnsi="PingFang SC" w:eastAsia="PingFang SC"/>
+                <w:b w:val="0"/>
+                <w:color w:val="1A7A3F"/>
+                <w:sz w:val="19"/>
+              </w:rPr>
+            </w:r>
+          </w:p>
+        </w:tc>
+        <w:tc>
+          <w:tcPr>
+            <w:tcW w:type="dxa" w:w="1020"/>
+            <w:shd w:fill="F0FFF4"/>
+          </w:tcPr>
+          <w:p>
+            <w:pPr>
+              <w:jc w:val="center"/>
+            </w:pPr>
+            <w:r>
+              <w:rPr>
+                <w:rFonts w:ascii="PingFang SC" w:hAnsi="PingFang SC" w:eastAsia="PingFang SC"/>
+                <w:b w:val="0"/>
+                <w:color w:val="1A7A3F"/>
+                <w:sz w:val="19"/>
+              </w:rPr>
+              <w:t>玩家</w:t>
+            </w:r>
+          </w:p>
+        </w:tc>
+        <w:tc>
+          <w:tcPr>
+            <w:tcW w:type="dxa" w:w="3175"/>
+            <w:shd w:fill="F0FFF4"/>
+          </w:tcPr>
+          <w:p>
+            <w:r>
+              <w:rPr>
+                <w:rFonts w:ascii="PingFang SC" w:hAnsi="PingFang SC" w:eastAsia="PingFang SC"/>
+                <w:b w:val="0"/>
+                <w:sz w:val="19"/>
+              </w:rPr>
+              <w:t>仅复盘模式季度可用，查看自己本季度所有已结场次（类型/时间/地点/伙伴），合并消息返回并编号（编号仅本次结果有效）</w:t>
+            </w:r>
+          </w:p>
+        </w:tc>
+        <w:tc>
+          <w:tcPr>
+            <w:tcW w:type="dxa" w:w="3175"/>
+            <w:shd w:fill="F0FFF4"/>
+          </w:tcPr>
+          <w:p>
+            <w:r>
+              <w:rPr>
+                <w:rFonts w:ascii="PingFang SC" w:hAnsi="PingFang SC" w:eastAsia="PingFang SC"/>
+                <w:b w:val="0"/>
+                <w:sz w:val="19"/>
+              </w:rPr>
+            </w:r>
+          </w:p>
+        </w:tc>
+      </w:tr>
+      <w:tr>
+        <w:tc>
+          <w:tcPr>
+            <w:tcW w:type="dxa" w:w="1928"/>
+            <w:shd w:fill="F0FFF4"/>
+          </w:tcPr>
+          <w:p>
+            <w:r>
+              <w:rPr>
+                <w:rFonts w:ascii="PingFang SC" w:hAnsi="PingFang SC" w:eastAsia="PingFang SC"/>
+                <w:b/>
+                <w:sz w:val="19"/>
+              </w:rPr>
+              <w:t>查看复盘 [编号]</w:t>
+            </w:r>
+          </w:p>
+        </w:tc>
+        <w:tc>
+          <w:tcPr>
+            <w:tcW w:type="dxa" w:w="680"/>
+            <w:shd w:fill="F0FFF4"/>
+          </w:tcPr>
+          <w:p>
+            <w:pPr>
+              <w:jc w:val="center"/>
+            </w:pPr>
+            <w:r>
+              <w:rPr>
+                <w:rFonts w:ascii="PingFang SC" w:hAnsi="PingFang SC" w:eastAsia="PingFang SC"/>
+                <w:b w:val="0"/>
+                <w:color w:val="1A7A3F"/>
+                <w:sz w:val="19"/>
+              </w:rPr>
+            </w:r>
+          </w:p>
+        </w:tc>
+        <w:tc>
+          <w:tcPr>
+            <w:tcW w:type="dxa" w:w="1020"/>
+            <w:shd w:fill="F0FFF4"/>
+          </w:tcPr>
+          <w:p>
+            <w:pPr>
+              <w:jc w:val="center"/>
+            </w:pPr>
+            <w:r>
+              <w:rPr>
+                <w:rFonts w:ascii="PingFang SC" w:hAnsi="PingFang SC" w:eastAsia="PingFang SC"/>
+                <w:b w:val="0"/>
+                <w:color w:val="1A7A3F"/>
+                <w:sz w:val="19"/>
+              </w:rPr>
+              <w:t>玩家</w:t>
+            </w:r>
+          </w:p>
+        </w:tc>
+        <w:tc>
+          <w:tcPr>
+            <w:tcW w:type="dxa" w:w="3175"/>
+            <w:shd w:fill="F0FFF4"/>
+          </w:tcPr>
+          <w:p>
+            <w:r>
+              <w:rPr>
+                <w:rFonts w:ascii="PingFang SC" w:hAnsi="PingFang SC" w:eastAsia="PingFang SC"/>
+                <w:b w:val="0"/>
+                <w:sz w:val="19"/>
+              </w:rPr>
+              <w:t>查看「全部复盘」结果里指定编号场次的完整 RP 正文，合并消息还原整场戏</w:t>
+            </w:r>
+          </w:p>
+        </w:tc>
+        <w:tc>
+          <w:tcPr>
+            <w:tcW w:type="dxa" w:w="3175"/>
+            <w:shd w:fill="F0FFF4"/>
+          </w:tcPr>
+          <w:p>
+            <w:r>
+              <w:rPr>
+                <w:rFonts w:ascii="PingFang SC" w:hAnsi="PingFang SC" w:eastAsia="PingFang SC"/>
+                <w:b w:val="0"/>
+                <w:sz w:val="19"/>
+              </w:rPr>
+              <w:t>。查看复盘 1</w:t>
             </w:r>
           </w:p>
         </w:tc>
@@ -25286,7 +26269,7 @@
                 <w:b w:val="0"/>
                 <w:sz w:val="19"/>
               </w:rPr>
-              <w:t>向指定项目提交信息</w:t>
+              <w:t>向指定项目提交信息（可以不带图片；带图片会转存到RP存档服务器换成永久链接，每人每季度限额30MB、单图3MB，结束季度时自动清空）</w:t>
             </w:r>
           </w:p>
         </w:tc>
@@ -25375,7 +26358,7 @@
                 <w:b w:val="0"/>
                 <w:sz w:val="19"/>
               </w:rPr>
-              <w:t>查看指定项目的所有提交（不填则列出项目）</w:t>
+              <w:t>查看指定项目的所有提交（不填则列出项目；私密项目对非管理员隐藏且拒绝查看；查看时会顺便检查图片是否已被超级管理员在RP存档后台删除，删了的整条记录会自动消失）</w:t>
             </w:r>
           </w:p>
         </w:tc>
@@ -25463,7 +26446,7 @@
                 <w:b w:val="0"/>
                 <w:sz w:val="19"/>
               </w:rPr>
-              <w:t>删除自己的提交记录</w:t>
+              <w:t>删除自己的提交记录（带图片的话，RP存档服务器上的图片文件也会一起删掉，不会占着配额）</w:t>
             </w:r>
           </w:p>
         </w:tc>
@@ -25551,7 +26534,7 @@
                 <w:b w:val="0"/>
                 <w:sz w:val="19"/>
               </w:rPr>
-              <w:t>新建信息收集项目</w:t>
+              <w:t>新建信息收集项目，所有玩家均可查看提交内容</w:t>
             </w:r>
           </w:p>
         </w:tc>
@@ -25584,6 +26567,95 @@
                 <w:b/>
                 <w:sz w:val="19"/>
               </w:rPr>
+              <w:t>创建私密收集 [项目名]</w:t>
+            </w:r>
+          </w:p>
+        </w:tc>
+        <w:tc>
+          <w:tcPr>
+            <w:tcW w:type="dxa" w:w="680"/>
+            <w:shd w:fill="FFF3E0"/>
+          </w:tcPr>
+          <w:p>
+            <w:pPr>
+              <w:jc w:val="center"/>
+            </w:pPr>
+            <w:r>
+              <w:rPr>
+                <w:rFonts w:ascii="PingFang SC" w:hAnsi="PingFang SC" w:eastAsia="PingFang SC"/>
+                <w:b w:val="0"/>
+                <w:color w:val="C0392B"/>
+                <w:sz w:val="19"/>
+              </w:rPr>
+            </w:r>
+          </w:p>
+        </w:tc>
+        <w:tc>
+          <w:tcPr>
+            <w:tcW w:type="dxa" w:w="1020"/>
+            <w:shd w:fill="FFF3E0"/>
+          </w:tcPr>
+          <w:p>
+            <w:pPr>
+              <w:jc w:val="center"/>
+            </w:pPr>
+            <w:r>
+              <w:rPr>
+                <w:rFonts w:ascii="PingFang SC" w:hAnsi="PingFang SC" w:eastAsia="PingFang SC"/>
+                <w:b w:val="0"/>
+                <w:color w:val="C0392B"/>
+                <w:sz w:val="19"/>
+              </w:rPr>
+              <w:t>管理员</w:t>
+            </w:r>
+          </w:p>
+        </w:tc>
+        <w:tc>
+          <w:tcPr>
+            <w:tcW w:type="dxa" w:w="3175"/>
+            <w:shd w:fill="FFF3E0"/>
+          </w:tcPr>
+          <w:p>
+            <w:r>
+              <w:rPr>
+                <w:rFonts w:ascii="PingFang SC" w:hAnsi="PingFang SC" w:eastAsia="PingFang SC"/>
+                <w:b w:val="0"/>
+                <w:sz w:val="19"/>
+              </w:rPr>
+              <w:t>新建私密收集项目，提交格式与普通收集完全一致，但只有管理员能用「查看收集」看到内容</w:t>
+            </w:r>
+          </w:p>
+        </w:tc>
+        <w:tc>
+          <w:tcPr>
+            <w:tcW w:type="dxa" w:w="3175"/>
+            <w:shd w:fill="FFF3E0"/>
+          </w:tcPr>
+          <w:p>
+            <w:r>
+              <w:rPr>
+                <w:rFonts w:ascii="PingFang SC" w:hAnsi="PingFang SC" w:eastAsia="PingFang SC"/>
+                <w:b w:val="0"/>
+                <w:sz w:val="19"/>
+              </w:rPr>
+              <w:t>创建私密收集 匿名吐槽</w:t>
+            </w:r>
+          </w:p>
+        </w:tc>
+      </w:tr>
+      <w:tr>
+        <w:tc>
+          <w:tcPr>
+            <w:tcW w:type="dxa" w:w="1928"/>
+            <w:shd w:fill="FFF3E0"/>
+          </w:tcPr>
+          <w:p>
+            <w:r>
+              <w:rPr>
+                <w:rFonts w:ascii="PingFang SC" w:hAnsi="PingFang SC" w:eastAsia="PingFang SC"/>
+                <w:b/>
+                <w:sz w:val="19"/>
+              </w:rPr>
               <w:t>我清空 [项目名]</w:t>
             </w:r>
           </w:p>
@@ -25639,22 +26711,690 @@
                 <w:b w:val="0"/>
                 <w:sz w:val="19"/>
               </w:rPr>
-              <w:t>清空指定项目的所有提交</w:t>
-            </w:r>
-          </w:p>
-        </w:tc>
-        <w:tc>
-          <w:tcPr>
-            <w:tcW w:type="dxa" w:w="3175"/>
-            <w:shd w:fill="FFF3E0"/>
-          </w:tcPr>
-          <w:p>
-            <w:r>
-              <w:rPr>
-                <w:rFonts w:ascii="PingFang SC" w:hAnsi="PingFang SC" w:eastAsia="PingFang SC"/>
-                <w:b w:val="0"/>
-                <w:sz w:val="19"/>
-              </w:rPr>
+              <w:t>清空指定项目的所有提交（带图片的提交，RP存档服务器上的图片文件也会一起删掉）</w:t>
+            </w:r>
+          </w:p>
+        </w:tc>
+        <w:tc>
+          <w:tcPr>
+            <w:tcW w:type="dxa" w:w="3175"/>
+            <w:shd w:fill="FFF3E0"/>
+          </w:tcPr>
+          <w:p>
+            <w:r>
+              <w:rPr>
+                <w:rFonts w:ascii="PingFang SC" w:hAnsi="PingFang SC" w:eastAsia="PingFang SC"/>
+                <w:b w:val="0"/>
+                <w:sz w:val="19"/>
+              </w:rPr>
+            </w:r>
+          </w:p>
+        </w:tc>
+      </w:tr>
+    </w:tbl>
+    <w:p>
+      <w:pPr>
+        <w:spacing w:before="320" w:after="120"/>
+      </w:pPr>
+      <w:r>
+        <w:rPr>
+          <w:rFonts w:ascii="PingFang SC" w:hAnsi="PingFang SC" w:eastAsia="PingFang SC"/>
+          <w:b/>
+          <w:sz w:val="30"/>
+        </w:rPr>
+        <w:t>🎭 出场系统</w:t>
+      </w:r>
+    </w:p>
+    <w:tbl>
+      <w:tblPr>
+        <w:tblW w:type="auto" w:w="0"/>
+        <w:jc w:val="center"/>
+        <w:tblLayout w:type="fixed"/>
+        <w:tblLook w:firstColumn="1" w:firstRow="1" w:lastColumn="0" w:lastRow="0" w:noHBand="0" w:noVBand="1" w:val="04A0"/>
+      </w:tblPr>
+      <w:tblGrid>
+        <w:gridCol w:w="2040"/>
+        <w:gridCol w:w="2040"/>
+        <w:gridCol w:w="2040"/>
+        <w:gridCol w:w="2040"/>
+        <w:gridCol w:w="2040"/>
+      </w:tblGrid>
+      <w:tr>
+        <w:tc>
+          <w:tcPr>
+            <w:tcW w:type="dxa" w:w="1928"/>
+            <w:shd w:fill="2C3E50"/>
+          </w:tcPr>
+          <w:p>
+            <w:pPr>
+              <w:jc w:val="center"/>
+            </w:pPr>
+            <w:r>
+              <w:rPr>
+                <w:rFonts w:ascii="PingFang SC" w:hAnsi="PingFang SC" w:eastAsia="PingFang SC"/>
+                <w:b/>
+                <w:color w:val="FFFFFF"/>
+                <w:sz w:val="20"/>
+              </w:rPr>
+              <w:t>指令</w:t>
+            </w:r>
+          </w:p>
+        </w:tc>
+        <w:tc>
+          <w:tcPr>
+            <w:tcW w:type="dxa" w:w="680"/>
+            <w:shd w:fill="2C3E50"/>
+          </w:tcPr>
+          <w:p>
+            <w:pPr>
+              <w:jc w:val="center"/>
+            </w:pPr>
+            <w:r>
+              <w:rPr>
+                <w:rFonts w:ascii="PingFang SC" w:hAnsi="PingFang SC" w:eastAsia="PingFang SC"/>
+                <w:b/>
+                <w:color w:val="FFFFFF"/>
+                <w:sz w:val="20"/>
+              </w:rPr>
+              <w:t>句号</w:t>
+            </w:r>
+          </w:p>
+        </w:tc>
+        <w:tc>
+          <w:tcPr>
+            <w:tcW w:type="dxa" w:w="1020"/>
+            <w:shd w:fill="2C3E50"/>
+          </w:tcPr>
+          <w:p>
+            <w:pPr>
+              <w:jc w:val="center"/>
+            </w:pPr>
+            <w:r>
+              <w:rPr>
+                <w:rFonts w:ascii="PingFang SC" w:hAnsi="PingFang SC" w:eastAsia="PingFang SC"/>
+                <w:b/>
+                <w:color w:val="FFFFFF"/>
+                <w:sz w:val="20"/>
+              </w:rPr>
+              <w:t>权限</w:t>
+            </w:r>
+          </w:p>
+        </w:tc>
+        <w:tc>
+          <w:tcPr>
+            <w:tcW w:type="dxa" w:w="3175"/>
+            <w:shd w:fill="2C3E50"/>
+          </w:tcPr>
+          <w:p>
+            <w:pPr>
+              <w:jc w:val="center"/>
+            </w:pPr>
+            <w:r>
+              <w:rPr>
+                <w:rFonts w:ascii="PingFang SC" w:hAnsi="PingFang SC" w:eastAsia="PingFang SC"/>
+                <w:b/>
+                <w:color w:val="FFFFFF"/>
+                <w:sz w:val="20"/>
+              </w:rPr>
+              <w:t>功能说明</w:t>
+            </w:r>
+          </w:p>
+        </w:tc>
+        <w:tc>
+          <w:tcPr>
+            <w:tcW w:type="dxa" w:w="3175"/>
+            <w:shd w:fill="2C3E50"/>
+          </w:tcPr>
+          <w:p>
+            <w:pPr>
+              <w:jc w:val="center"/>
+            </w:pPr>
+            <w:r>
+              <w:rPr>
+                <w:rFonts w:ascii="PingFang SC" w:hAnsi="PingFang SC" w:eastAsia="PingFang SC"/>
+                <w:b/>
+                <w:color w:val="FFFFFF"/>
+                <w:sz w:val="20"/>
+              </w:rPr>
+              <w:t>格式 / 示例</w:t>
+            </w:r>
+          </w:p>
+        </w:tc>
+      </w:tr>
+      <w:tr>
+        <w:tc>
+          <w:tcPr>
+            <w:tcW w:type="dxa" w:w="1928"/>
+            <w:shd w:fill="FFF3E0"/>
+          </w:tcPr>
+          <w:p>
+            <w:r>
+              <w:rPr>
+                <w:rFonts w:ascii="PingFang SC" w:hAnsi="PingFang SC" w:eastAsia="PingFang SC"/>
+                <w:b/>
+                <w:sz w:val="19"/>
+              </w:rPr>
+              <w:t>抽取出场顺序</w:t>
+            </w:r>
+          </w:p>
+        </w:tc>
+        <w:tc>
+          <w:tcPr>
+            <w:tcW w:type="dxa" w:w="680"/>
+            <w:shd w:fill="FFF3E0"/>
+          </w:tcPr>
+          <w:p>
+            <w:pPr>
+              <w:jc w:val="center"/>
+            </w:pPr>
+            <w:r>
+              <w:rPr>
+                <w:rFonts w:ascii="PingFang SC" w:hAnsi="PingFang SC" w:eastAsia="PingFang SC"/>
+                <w:b w:val="0"/>
+                <w:color w:val="C0392B"/>
+                <w:sz w:val="19"/>
+              </w:rPr>
+              <w:t>。</w:t>
+            </w:r>
+          </w:p>
+        </w:tc>
+        <w:tc>
+          <w:tcPr>
+            <w:tcW w:type="dxa" w:w="1020"/>
+            <w:shd w:fill="FFF3E0"/>
+          </w:tcPr>
+          <w:p>
+            <w:pPr>
+              <w:jc w:val="center"/>
+            </w:pPr>
+            <w:r>
+              <w:rPr>
+                <w:rFonts w:ascii="PingFang SC" w:hAnsi="PingFang SC" w:eastAsia="PingFang SC"/>
+                <w:b w:val="0"/>
+                <w:color w:val="C0392B"/>
+                <w:sz w:val="19"/>
+              </w:rPr>
+              <w:t>管理员</w:t>
+            </w:r>
+          </w:p>
+        </w:tc>
+        <w:tc>
+          <w:tcPr>
+            <w:tcW w:type="dxa" w:w="3175"/>
+            <w:shd w:fill="FFF3E0"/>
+          </w:tcPr>
+          <w:p>
+            <w:r>
+              <w:rPr>
+                <w:rFonts w:ascii="PingFang SC" w:hAnsi="PingFang SC" w:eastAsia="PingFang SC"/>
+                <w:b w:val="0"/>
+                <w:sz w:val="19"/>
+              </w:rPr>
+              <w:t>随机排出所有已绑定非NPC角色的出场顺序，发布到公告群；重新执行会重新打乱，已提交但还没被念出来的出场内容/图片不受影响</w:t>
+            </w:r>
+          </w:p>
+        </w:tc>
+        <w:tc>
+          <w:tcPr>
+            <w:tcW w:type="dxa" w:w="3175"/>
+            <w:shd w:fill="FFF3E0"/>
+          </w:tcPr>
+          <w:p>
+            <w:r>
+              <w:rPr>
+                <w:rFonts w:ascii="PingFang SC" w:hAnsi="PingFang SC" w:eastAsia="PingFang SC"/>
+                <w:b w:val="0"/>
+                <w:sz w:val="19"/>
+              </w:rPr>
+              <w:t>。抽取出场顺序</w:t>
+            </w:r>
+          </w:p>
+        </w:tc>
+      </w:tr>
+      <w:tr>
+        <w:tc>
+          <w:tcPr>
+            <w:tcW w:type="dxa" w:w="1928"/>
+            <w:shd w:fill="F0FFF4"/>
+          </w:tcPr>
+          <w:p>
+            <w:r>
+              <w:rPr>
+                <w:rFonts w:ascii="PingFang SC" w:hAnsi="PingFang SC" w:eastAsia="PingFang SC"/>
+                <w:b/>
+                <w:sz w:val="19"/>
+              </w:rPr>
+              <w:t>提交出场 [名字]（换行）[内容]</w:t>
+            </w:r>
+          </w:p>
+        </w:tc>
+        <w:tc>
+          <w:tcPr>
+            <w:tcW w:type="dxa" w:w="680"/>
+            <w:shd w:fill="F0FFF4"/>
+          </w:tcPr>
+          <w:p>
+            <w:pPr>
+              <w:jc w:val="center"/>
+            </w:pPr>
+            <w:r>
+              <w:rPr>
+                <w:rFonts w:ascii="PingFang SC" w:hAnsi="PingFang SC" w:eastAsia="PingFang SC"/>
+                <w:b w:val="0"/>
+                <w:color w:val="1A7A3F"/>
+                <w:sz w:val="19"/>
+              </w:rPr>
+            </w:r>
+          </w:p>
+        </w:tc>
+        <w:tc>
+          <w:tcPr>
+            <w:tcW w:type="dxa" w:w="1020"/>
+            <w:shd w:fill="F0FFF4"/>
+          </w:tcPr>
+          <w:p>
+            <w:pPr>
+              <w:jc w:val="center"/>
+            </w:pPr>
+            <w:r>
+              <w:rPr>
+                <w:rFonts w:ascii="PingFang SC" w:hAnsi="PingFang SC" w:eastAsia="PingFang SC"/>
+                <w:b w:val="0"/>
+                <w:color w:val="1A7A3F"/>
+                <w:sz w:val="19"/>
+              </w:rPr>
+              <w:t>玩家</w:t>
+            </w:r>
+          </w:p>
+        </w:tc>
+        <w:tc>
+          <w:tcPr>
+            <w:tcW w:type="dxa" w:w="3175"/>
+            <w:shd w:fill="F0FFF4"/>
+          </w:tcPr>
+          <w:p>
+            <w:r>
+              <w:rPr>
+                <w:rFonts w:ascii="PingFang SC" w:hAnsi="PingFang SC" w:eastAsia="PingFang SC"/>
+                <w:b w:val="0"/>
+                <w:sz w:val="19"/>
+              </w:rPr>
+              <w:t>提交自己的出场内容，名字须与自己绑定的角色一致，反复提交会覆盖</w:t>
+            </w:r>
+          </w:p>
+        </w:tc>
+        <w:tc>
+          <w:tcPr>
+            <w:tcW w:type="dxa" w:w="3175"/>
+            <w:shd w:fill="F0FFF4"/>
+          </w:tcPr>
+          <w:p>
+            <w:r>
+              <w:rPr>
+                <w:rFonts w:ascii="PingFang SC" w:hAnsi="PingFang SC" w:eastAsia="PingFang SC"/>
+                <w:b w:val="0"/>
+                <w:sz w:val="19"/>
+              </w:rPr>
+              <w:t>提交出场 张三 / 缓缓从庭院走出，环视四周</w:t>
+            </w:r>
+          </w:p>
+        </w:tc>
+      </w:tr>
+      <w:tr>
+        <w:tc>
+          <w:tcPr>
+            <w:tcW w:type="dxa" w:w="1928"/>
+            <w:shd w:fill="F0FFF4"/>
+          </w:tcPr>
+          <w:p>
+            <w:r>
+              <w:rPr>
+                <w:rFonts w:ascii="PingFang SC" w:hAnsi="PingFang SC" w:eastAsia="PingFang SC"/>
+                <w:b/>
+                <w:sz w:val="19"/>
+              </w:rPr>
+              <w:t>提交出场图片</w:t>
+            </w:r>
+          </w:p>
+        </w:tc>
+        <w:tc>
+          <w:tcPr>
+            <w:tcW w:type="dxa" w:w="680"/>
+            <w:shd w:fill="F0FFF4"/>
+          </w:tcPr>
+          <w:p>
+            <w:pPr>
+              <w:jc w:val="center"/>
+            </w:pPr>
+            <w:r>
+              <w:rPr>
+                <w:rFonts w:ascii="PingFang SC" w:hAnsi="PingFang SC" w:eastAsia="PingFang SC"/>
+                <w:b w:val="0"/>
+                <w:color w:val="1A7A3F"/>
+                <w:sz w:val="19"/>
+              </w:rPr>
+            </w:r>
+          </w:p>
+        </w:tc>
+        <w:tc>
+          <w:tcPr>
+            <w:tcW w:type="dxa" w:w="1020"/>
+            <w:shd w:fill="F0FFF4"/>
+          </w:tcPr>
+          <w:p>
+            <w:pPr>
+              <w:jc w:val="center"/>
+            </w:pPr>
+            <w:r>
+              <w:rPr>
+                <w:rFonts w:ascii="PingFang SC" w:hAnsi="PingFang SC" w:eastAsia="PingFang SC"/>
+                <w:b w:val="0"/>
+                <w:color w:val="1A7A3F"/>
+                <w:sz w:val="19"/>
+              </w:rPr>
+              <w:t>玩家</w:t>
+            </w:r>
+          </w:p>
+        </w:tc>
+        <w:tc>
+          <w:tcPr>
+            <w:tcW w:type="dxa" w:w="3175"/>
+            <w:shd w:fill="F0FFF4"/>
+          </w:tcPr>
+          <w:p>
+            <w:r>
+              <w:rPr>
+                <w:rFonts w:ascii="PingFang SC" w:hAnsi="PingFang SC" w:eastAsia="PingFang SC"/>
+                <w:b w:val="0"/>
+                <w:sz w:val="19"/>
+              </w:rPr>
+              <w:t>先发一张图片，再回复那条消息提交出场配图，可附评论；每人限存一张，反复提交覆盖；转存失败会提示重新发图，不会保存迟早失效的QQ链接</w:t>
+            </w:r>
+          </w:p>
+        </w:tc>
+        <w:tc>
+          <w:tcPr>
+            <w:tcW w:type="dxa" w:w="3175"/>
+            <w:shd w:fill="F0FFF4"/>
+          </w:tcPr>
+          <w:p>
+            <w:r>
+              <w:rPr>
+                <w:rFonts w:ascii="PingFang SC" w:hAnsi="PingFang SC" w:eastAsia="PingFang SC"/>
+                <w:b w:val="0"/>
+                <w:sz w:val="19"/>
+              </w:rPr>
+              <w:t>① 发一张图片 / ② 回复该图片发送：提交出场图片 今日份的美貌</w:t>
+            </w:r>
+          </w:p>
+        </w:tc>
+      </w:tr>
+      <w:tr>
+        <w:tc>
+          <w:tcPr>
+            <w:tcW w:type="dxa" w:w="1928"/>
+            <w:shd w:fill="FFF3E0"/>
+          </w:tcPr>
+          <w:p>
+            <w:r>
+              <w:rPr>
+                <w:rFonts w:ascii="PingFang SC" w:hAnsi="PingFang SC" w:eastAsia="PingFang SC"/>
+                <w:b/>
+                <w:sz w:val="19"/>
+              </w:rPr>
+              <w:t>开始出场</w:t>
+            </w:r>
+          </w:p>
+        </w:tc>
+        <w:tc>
+          <w:tcPr>
+            <w:tcW w:type="dxa" w:w="680"/>
+            <w:shd w:fill="FFF3E0"/>
+          </w:tcPr>
+          <w:p>
+            <w:pPr>
+              <w:jc w:val="center"/>
+            </w:pPr>
+            <w:r>
+              <w:rPr>
+                <w:rFonts w:ascii="PingFang SC" w:hAnsi="PingFang SC" w:eastAsia="PingFang SC"/>
+                <w:b w:val="0"/>
+                <w:color w:val="C0392B"/>
+                <w:sz w:val="19"/>
+              </w:rPr>
+              <w:t>。</w:t>
+            </w:r>
+          </w:p>
+        </w:tc>
+        <w:tc>
+          <w:tcPr>
+            <w:tcW w:type="dxa" w:w="1020"/>
+            <w:shd w:fill="FFF3E0"/>
+          </w:tcPr>
+          <w:p>
+            <w:pPr>
+              <w:jc w:val="center"/>
+            </w:pPr>
+            <w:r>
+              <w:rPr>
+                <w:rFonts w:ascii="PingFang SC" w:hAnsi="PingFang SC" w:eastAsia="PingFang SC"/>
+                <w:b w:val="0"/>
+                <w:color w:val="C0392B"/>
+                <w:sz w:val="19"/>
+              </w:rPr>
+              <w:t>管理员</w:t>
+            </w:r>
+          </w:p>
+        </w:tc>
+        <w:tc>
+          <w:tcPr>
+            <w:tcW w:type="dxa" w:w="3175"/>
+            <w:shd w:fill="FFF3E0"/>
+          </w:tcPr>
+          <w:p>
+            <w:r>
+              <w:rPr>
+                <w:rFonts w:ascii="PingFang SC" w:hAnsi="PingFang SC" w:eastAsia="PingFang SC"/>
+                <w:b w:val="0"/>
+                <w:sz w:val="19"/>
+              </w:rPr>
+              <w:t>按抽取好的顺序在戏群（与点歌共用的戏群配置）依次@出场；已提交文字/图片的自动连续发出并跳到下一个，没提交的会停下等待（也可以直接在戏群发「角色名+换行+内容」，不用敲指令）</w:t>
+            </w:r>
+          </w:p>
+        </w:tc>
+        <w:tc>
+          <w:tcPr>
+            <w:tcW w:type="dxa" w:w="3175"/>
+            <w:shd w:fill="FFF3E0"/>
+          </w:tcPr>
+          <w:p>
+            <w:r>
+              <w:rPr>
+                <w:rFonts w:ascii="PingFang SC" w:hAnsi="PingFang SC" w:eastAsia="PingFang SC"/>
+                <w:b w:val="0"/>
+                <w:sz w:val="19"/>
+              </w:rPr>
+              <w:t>。开始出场</w:t>
+            </w:r>
+          </w:p>
+        </w:tc>
+      </w:tr>
+      <w:tr>
+        <w:tc>
+          <w:tcPr>
+            <w:tcW w:type="dxa" w:w="1928"/>
+            <w:shd w:fill="FFF3E0"/>
+          </w:tcPr>
+          <w:p>
+            <w:r>
+              <w:rPr>
+                <w:rFonts w:ascii="PingFang SC" w:hAnsi="PingFang SC" w:eastAsia="PingFang SC"/>
+                <w:b/>
+                <w:sz w:val="19"/>
+              </w:rPr>
+              <w:t>跳过出场</w:t>
+            </w:r>
+          </w:p>
+        </w:tc>
+        <w:tc>
+          <w:tcPr>
+            <w:tcW w:type="dxa" w:w="680"/>
+            <w:shd w:fill="FFF3E0"/>
+          </w:tcPr>
+          <w:p>
+            <w:pPr>
+              <w:jc w:val="center"/>
+            </w:pPr>
+            <w:r>
+              <w:rPr>
+                <w:rFonts w:ascii="PingFang SC" w:hAnsi="PingFang SC" w:eastAsia="PingFang SC"/>
+                <w:b w:val="0"/>
+                <w:color w:val="C0392B"/>
+                <w:sz w:val="19"/>
+              </w:rPr>
+              <w:t>。</w:t>
+            </w:r>
+          </w:p>
+        </w:tc>
+        <w:tc>
+          <w:tcPr>
+            <w:tcW w:type="dxa" w:w="1020"/>
+            <w:shd w:fill="FFF3E0"/>
+          </w:tcPr>
+          <w:p>
+            <w:pPr>
+              <w:jc w:val="center"/>
+            </w:pPr>
+            <w:r>
+              <w:rPr>
+                <w:rFonts w:ascii="PingFang SC" w:hAnsi="PingFang SC" w:eastAsia="PingFang SC"/>
+                <w:b w:val="0"/>
+                <w:color w:val="C0392B"/>
+                <w:sz w:val="19"/>
+              </w:rPr>
+              <w:t>管理员</w:t>
+            </w:r>
+          </w:p>
+        </w:tc>
+        <w:tc>
+          <w:tcPr>
+            <w:tcW w:type="dxa" w:w="3175"/>
+            <w:shd w:fill="FFF3E0"/>
+          </w:tcPr>
+          <w:p>
+            <w:r>
+              <w:rPr>
+                <w:rFonts w:ascii="PingFang SC" w:hAnsi="PingFang SC" w:eastAsia="PingFang SC"/>
+                <w:b w:val="0"/>
+                <w:sz w:val="19"/>
+              </w:rPr>
+              <w:t>当前等待的人不提交时手动跳到下一个（不影响其已保存的出场内容）</w:t>
+            </w:r>
+          </w:p>
+        </w:tc>
+        <w:tc>
+          <w:tcPr>
+            <w:tcW w:type="dxa" w:w="3175"/>
+            <w:shd w:fill="FFF3E0"/>
+          </w:tcPr>
+          <w:p>
+            <w:r>
+              <w:rPr>
+                <w:rFonts w:ascii="PingFang SC" w:hAnsi="PingFang SC" w:eastAsia="PingFang SC"/>
+                <w:b w:val="0"/>
+                <w:sz w:val="19"/>
+              </w:rPr>
+              <w:t>。跳过出场</w:t>
+            </w:r>
+          </w:p>
+        </w:tc>
+      </w:tr>
+      <w:tr>
+        <w:tc>
+          <w:tcPr>
+            <w:tcW w:type="dxa" w:w="1928"/>
+            <w:shd w:fill="FFF3E0"/>
+          </w:tcPr>
+          <w:p>
+            <w:r>
+              <w:rPr>
+                <w:rFonts w:ascii="PingFang SC" w:hAnsi="PingFang SC" w:eastAsia="PingFang SC"/>
+                <w:b/>
+                <w:sz w:val="19"/>
+              </w:rPr>
+              <w:t>查看出场状态</w:t>
+            </w:r>
+          </w:p>
+        </w:tc>
+        <w:tc>
+          <w:tcPr>
+            <w:tcW w:type="dxa" w:w="680"/>
+            <w:shd w:fill="FFF3E0"/>
+          </w:tcPr>
+          <w:p>
+            <w:pPr>
+              <w:jc w:val="center"/>
+            </w:pPr>
+            <w:r>
+              <w:rPr>
+                <w:rFonts w:ascii="PingFang SC" w:hAnsi="PingFang SC" w:eastAsia="PingFang SC"/>
+                <w:b w:val="0"/>
+                <w:color w:val="C0392B"/>
+                <w:sz w:val="19"/>
+              </w:rPr>
+              <w:t>。</w:t>
+            </w:r>
+          </w:p>
+        </w:tc>
+        <w:tc>
+          <w:tcPr>
+            <w:tcW w:type="dxa" w:w="1020"/>
+            <w:shd w:fill="FFF3E0"/>
+          </w:tcPr>
+          <w:p>
+            <w:pPr>
+              <w:jc w:val="center"/>
+            </w:pPr>
+            <w:r>
+              <w:rPr>
+                <w:rFonts w:ascii="PingFang SC" w:hAnsi="PingFang SC" w:eastAsia="PingFang SC"/>
+                <w:b w:val="0"/>
+                <w:color w:val="C0392B"/>
+                <w:sz w:val="19"/>
+              </w:rPr>
+              <w:t>管理员</w:t>
+            </w:r>
+          </w:p>
+        </w:tc>
+        <w:tc>
+          <w:tcPr>
+            <w:tcW w:type="dxa" w:w="3175"/>
+            <w:shd w:fill="FFF3E0"/>
+          </w:tcPr>
+          <w:p>
+            <w:r>
+              <w:rPr>
+                <w:rFonts w:ascii="PingFang SC" w:hAnsi="PingFang SC" w:eastAsia="PingFang SC"/>
+                <w:b w:val="0"/>
+                <w:sz w:val="19"/>
+              </w:rPr>
+              <w:t>不用等实时流程就能查看整体进度：出场顺序、已出场人数、当前轮到谁及已等待时长、后面每个人是否已提前提交文字/图片</w:t>
+            </w:r>
+          </w:p>
+        </w:tc>
+        <w:tc>
+          <w:tcPr>
+            <w:tcW w:type="dxa" w:w="3175"/>
+            <w:shd w:fill="FFF3E0"/>
+          </w:tcPr>
+          <w:p>
+            <w:r>
+              <w:rPr>
+                <w:rFonts w:ascii="PingFang SC" w:hAnsi="PingFang SC" w:eastAsia="PingFang SC"/>
+                <w:b w:val="0"/>
+                <w:sz w:val="19"/>
+              </w:rPr>
+              <w:t>。查看出场状态</w:t>
             </w:r>
           </w:p>
         </w:tc>
@@ -25962,6 +27702,183 @@
                 <w:b w:val="0"/>
                 <w:sz w:val="19"/>
               </w:rPr>
+            </w:r>
+          </w:p>
+        </w:tc>
+      </w:tr>
+      <w:tr>
+        <w:tc>
+          <w:tcPr>
+            <w:tcW w:type="dxa" w:w="1928"/>
+            <w:shd w:fill="F0FFF4"/>
+          </w:tcPr>
+          <w:p>
+            <w:r>
+              <w:rPr>
+                <w:rFonts w:ascii="PingFang SC" w:hAnsi="PingFang SC" w:eastAsia="PingFang SC"/>
+                <w:b/>
+                <w:sz w:val="19"/>
+              </w:rPr>
+              <w:t>格式</w:t>
+            </w:r>
+          </w:p>
+        </w:tc>
+        <w:tc>
+          <w:tcPr>
+            <w:tcW w:type="dxa" w:w="680"/>
+            <w:shd w:fill="F0FFF4"/>
+          </w:tcPr>
+          <w:p>
+            <w:pPr>
+              <w:jc w:val="center"/>
+            </w:pPr>
+            <w:r>
+              <w:rPr>
+                <w:rFonts w:ascii="PingFang SC" w:hAnsi="PingFang SC" w:eastAsia="PingFang SC"/>
+                <w:b w:val="0"/>
+                <w:color w:val="1A7A3F"/>
+                <w:sz w:val="19"/>
+              </w:rPr>
+            </w:r>
+          </w:p>
+        </w:tc>
+        <w:tc>
+          <w:tcPr>
+            <w:tcW w:type="dxa" w:w="1020"/>
+            <w:shd w:fill="F0FFF4"/>
+          </w:tcPr>
+          <w:p>
+            <w:pPr>
+              <w:jc w:val="center"/>
+            </w:pPr>
+            <w:r>
+              <w:rPr>
+                <w:rFonts w:ascii="PingFang SC" w:hAnsi="PingFang SC" w:eastAsia="PingFang SC"/>
+                <w:b w:val="0"/>
+                <w:color w:val="1A7A3F"/>
+                <w:sz w:val="19"/>
+              </w:rPr>
+              <w:t>玩家</w:t>
+            </w:r>
+          </w:p>
+        </w:tc>
+        <w:tc>
+          <w:tcPr>
+            <w:tcW w:type="dxa" w:w="3175"/>
+            <w:shd w:fill="F0FFF4"/>
+          </w:tcPr>
+          <w:p>
+            <w:r>
+              <w:rPr>
+                <w:rFonts w:ascii="PingFang SC" w:hAnsi="PingFang SC" w:eastAsia="PingFang SC"/>
+                <w:b w:val="0"/>
+                <w:sz w:val="19"/>
+              </w:rPr>
+              <w:t>查看所有支持的指令格式类型清单</w:t>
+            </w:r>
+          </w:p>
+        </w:tc>
+        <w:tc>
+          <w:tcPr>
+            <w:tcW w:type="dxa" w:w="3175"/>
+            <w:shd w:fill="F0FFF4"/>
+          </w:tcPr>
+          <w:p>
+            <w:r>
+              <w:rPr>
+                <w:rFonts w:ascii="PingFang SC" w:hAnsi="PingFang SC" w:eastAsia="PingFang SC"/>
+                <w:b w:val="0"/>
+                <w:sz w:val="19"/>
+              </w:rPr>
+            </w:r>
+          </w:p>
+        </w:tc>
+      </w:tr>
+      <w:tr>
+        <w:tc>
+          <w:tcPr>
+            <w:tcW w:type="dxa" w:w="1928"/>
+            <w:shd w:fill="F0FFF4"/>
+          </w:tcPr>
+          <w:p>
+            <w:r>
+              <w:rPr>
+                <w:rFonts w:ascii="PingFang SC" w:hAnsi="PingFang SC" w:eastAsia="PingFang SC"/>
+                <w:b/>
+                <w:sz w:val="19"/>
+              </w:rPr>
+              <w:t>格式 [类型]</w:t>
+            </w:r>
+          </w:p>
+        </w:tc>
+        <w:tc>
+          <w:tcPr>
+            <w:tcW w:type="dxa" w:w="680"/>
+            <w:shd w:fill="F0FFF4"/>
+          </w:tcPr>
+          <w:p>
+            <w:pPr>
+              <w:jc w:val="center"/>
+            </w:pPr>
+            <w:r>
+              <w:rPr>
+                <w:rFonts w:ascii="PingFang SC" w:hAnsi="PingFang SC" w:eastAsia="PingFang SC"/>
+                <w:b w:val="0"/>
+                <w:color w:val="1A7A3F"/>
+                <w:sz w:val="19"/>
+              </w:rPr>
+            </w:r>
+          </w:p>
+        </w:tc>
+        <w:tc>
+          <w:tcPr>
+            <w:tcW w:type="dxa" w:w="1020"/>
+            <w:shd w:fill="F0FFF4"/>
+          </w:tcPr>
+          <w:p>
+            <w:pPr>
+              <w:jc w:val="center"/>
+            </w:pPr>
+            <w:r>
+              <w:rPr>
+                <w:rFonts w:ascii="PingFang SC" w:hAnsi="PingFang SC" w:eastAsia="PingFang SC"/>
+                <w:b w:val="0"/>
+                <w:color w:val="1A7A3F"/>
+                <w:sz w:val="19"/>
+              </w:rPr>
+              <w:t>玩家</w:t>
+            </w:r>
+          </w:p>
+        </w:tc>
+        <w:tc>
+          <w:tcPr>
+            <w:tcW w:type="dxa" w:w="3175"/>
+            <w:shd w:fill="F0FFF4"/>
+          </w:tcPr>
+          <w:p>
+            <w:r>
+              <w:rPr>
+                <w:rFonts w:ascii="PingFang SC" w:hAnsi="PingFang SC" w:eastAsia="PingFang SC"/>
+                <w:b w:val="0"/>
+                <w:sz w:val="19"/>
+              </w:rPr>
+              <w:t>直接获取指定类型的可复制粘贴指令模板，不带任何说明文字，复制后改内容就能发。支持类型：心动信/短信/信件/私约/电话/送礼/心愿/悬赏心愿/拉线/发帖</w:t>
+            </w:r>
+          </w:p>
+        </w:tc>
+        <w:tc>
+          <w:tcPr>
+            <w:tcW w:type="dxa" w:w="3175"/>
+            <w:shd w:fill="F0FFF4"/>
+          </w:tcPr>
+          <w:p>
+            <w:r>
+              <w:rPr>
+                <w:rFonts w:ascii="PingFang SC" w:hAnsi="PingFang SC" w:eastAsia="PingFang SC"/>
+                <w:b w:val="0"/>
+                <w:sz w:val="19"/>
+              </w:rPr>
+              <w:t>格式心动信 / 格式短信 / 格式信件 / 格式悬赏心愿</w:t>
             </w:r>
           </w:p>
         </w:tc>
